--- a/EXPORTS/DOCX/published/niveau3/Dutch/KKZ.docx
+++ b/EXPORTS/DOCX/published/niveau3/Dutch/KKZ.docx
@@ -512,6 +512,7 @@
       </w:r>
       <w:r>
         <w:rPr>
+          <w:u w:val="single" w:color="0000ff"/>
           <w:rFonts w:ascii="Charis SIL Regular" w:hAnsi="Charis SIL Regular" w:eastAsia="Charis SIL Regular"/>
           <w:b w:val="0"/>
           <w:i w:val="0"/>
@@ -700,6 +701,7 @@
       </w:r>
       <w:r>
         <w:rPr>
+          <w:u w:val="single" w:color="0000ff"/>
           <w:rFonts w:ascii="Charis SIL Regular" w:hAnsi="Charis SIL Regular" w:eastAsia="Charis SIL Regular"/>
           <w:b w:val="0"/>
           <w:i w:val="0"/>
@@ -1840,13 +1842,31 @@
       </w:r>
       <w:r>
         <w:rPr>
+          <w:u w:val="single" w:color="0000ff"/>
           <w:rFonts w:ascii="Charis SIL Regular" w:hAnsi="Charis SIL Regular" w:eastAsia="Charis SIL Regular"/>
           <w:b w:val="0"/>
           <w:i w:val="0"/>
           <w:color w:val="000000"/>
           <w:sz w:val="24"/>
         </w:rPr>
-        <w:t xml:space="preserve">werden overgedragen aan het </w:t>
+        <w:hyperlink r:id="rId15" w:history="1">
+          <w:r>
+            <w:rPr>
+              <w:rStyle w:val="Hyperlink"/>
+            </w:rPr>
+            <w:t>werde</w:t>
+          </w:r>
+        </w:hyperlink>
+      </w:r>
+      <w:r>
+        <w:rPr>
+          <w:rFonts w:ascii="Charis SIL Regular" w:hAnsi="Charis SIL Regular" w:eastAsia="Charis SIL Regular"/>
+          <w:b w:val="0"/>
+          <w:i w:val="0"/>
+          <w:color w:val="000000"/>
+          <w:sz w:val="24"/>
+        </w:rPr>
+        <w:t xml:space="preserve">n overgedragen aan het </w:t>
       </w:r>
       <w:r>
         <w:rPr>
@@ -1855,7 +1875,6 @@
           <w:i w:val="0"/>
           <w:color w:val="0000FF"/>
           <w:sz w:val="24"/>
-          <w:u w:val="single"/>
         </w:rPr>
         <w:hyperlink r:id="rId16" w:history="1">
           <w:r>
@@ -1944,13 +1963,31 @@
       </w:r>
       <w:r>
         <w:rPr>
+          <w:u w:val="single" w:color="0000ff"/>
           <w:rFonts w:ascii="Charis SIL Regular" w:hAnsi="Charis SIL Regular" w:eastAsia="Charis SIL Regular"/>
           <w:b w:val="0"/>
           <w:i w:val="0"/>
           <w:color w:val="000000"/>
           <w:sz w:val="24"/>
         </w:rPr>
-        <w:t xml:space="preserve">, het </w:t>
+        <w:hyperlink r:id="rId17" w:history="1">
+          <w:r>
+            <w:rPr>
+              <w:rStyle w:val="Hyperlink"/>
+            </w:rPr>
+            <w:t xml:space="preserve">, </w:t>
+          </w:r>
+        </w:hyperlink>
+      </w:r>
+      <w:r>
+        <w:rPr>
+          <w:rFonts w:ascii="Charis SIL Regular" w:hAnsi="Charis SIL Regular" w:eastAsia="Charis SIL Regular"/>
+          <w:b w:val="0"/>
+          <w:i w:val="0"/>
+          <w:color w:val="000000"/>
+          <w:sz w:val="24"/>
+        </w:rPr>
+        <w:t xml:space="preserve">het </w:t>
       </w:r>
       <w:r>
         <w:rPr>
@@ -2142,6 +2179,410 @@
           <w:sz w:val="24"/>
           <w:u w:val="single"/>
         </w:rPr>
+        <w:hyperlink r:id="rId16" w:history="1">
+          <w:r>
+            <w:rPr>
+              <w:rStyle w:val="Hyperlink"/>
+            </w:rPr>
+            <w:t>en</w:t>
+          </w:r>
+        </w:hyperlink>
+      </w:r>
+      <w:r>
+        <w:rPr>
+          <w:rFonts w:ascii="Charis SIL Regular" w:hAnsi="Charis SIL Regular" w:eastAsia="Charis SIL Regular"/>
+          <w:b w:val="0"/>
+          <w:i w:val="0"/>
+          <w:color w:val="0000FF"/>
+          <w:sz w:val="24"/>
+          <w:u w:val="single"/>
+        </w:rPr>
+        <w:t xml:space="preserve"> </w:t>
+      </w:r>
+      <w:r>
+        <w:rPr>
+          <w:rFonts w:ascii="Charis SIL Regular" w:hAnsi="Charis SIL Regular" w:eastAsia="Charis SIL Regular"/>
+          <w:b w:val="0"/>
+          <w:i w:val="0"/>
+          <w:color w:val="0000FF"/>
+          <w:sz w:val="24"/>
+          <w:u w:val="single"/>
+        </w:rPr>
+        <w:hyperlink r:id="rId16" w:history="1">
+          <w:r>
+            <w:rPr>
+              <w:rStyle w:val="Hyperlink"/>
+            </w:rPr>
+            <w:t>Stenen</w:t>
+          </w:r>
+        </w:hyperlink>
+      </w:r>
+      <w:r>
+        <w:rPr>
+          <w:rFonts w:ascii="Charis SIL Regular" w:hAnsi="Charis SIL Regular" w:eastAsia="Charis SIL Regular"/>
+          <w:b w:val="0"/>
+          <w:i w:val="0"/>
+          <w:color w:val="000000"/>
+          <w:sz w:val="24"/>
+        </w:rPr>
+        <w:t xml:space="preserve">, het </w:t>
+      </w:r>
+      <w:r>
+        <w:rPr>
+          <w:rFonts w:ascii="Charis SIL Regular" w:hAnsi="Charis SIL Regular" w:eastAsia="Charis SIL Regular"/>
+          <w:b w:val="0"/>
+          <w:i w:val="0"/>
+          <w:color w:val="0000FF"/>
+          <w:sz w:val="24"/>
+          <w:u w:val="single"/>
+        </w:rPr>
+        <w:hyperlink r:id="rId16" w:history="1">
+          <w:r>
+            <w:rPr>
+              <w:rStyle w:val="Hyperlink"/>
+            </w:rPr>
+            <w:t>Rijk</w:t>
+          </w:r>
+        </w:hyperlink>
+      </w:r>
+      <w:r>
+        <w:rPr>
+          <w:rFonts w:ascii="Charis SIL Regular" w:hAnsi="Charis SIL Regular" w:eastAsia="Charis SIL Regular"/>
+          <w:b w:val="0"/>
+          <w:i w:val="0"/>
+          <w:color w:val="0000FF"/>
+          <w:sz w:val="24"/>
+          <w:u w:val="single"/>
+        </w:rPr>
+        <w:hyperlink r:id="rId16" w:history="1">
+          <w:r>
+            <w:rPr>
+              <w:rStyle w:val="Hyperlink"/>
+            </w:rPr>
+            <w:t>smuseum</w:t>
+          </w:r>
+        </w:hyperlink>
+      </w:r>
+      <w:r>
+        <w:rPr>
+          <w:rFonts w:ascii="Charis SIL Regular" w:hAnsi="Charis SIL Regular" w:eastAsia="Charis SIL Regular"/>
+          <w:b w:val="0"/>
+          <w:i w:val="0"/>
+          <w:color w:val="0000FF"/>
+          <w:sz w:val="24"/>
+          <w:u w:val="single"/>
+        </w:rPr>
+        <w:t xml:space="preserve"> </w:t>
+      </w:r>
+      <w:r>
+        <w:rPr>
+          <w:rFonts w:ascii="Charis SIL Regular" w:hAnsi="Charis SIL Regular" w:eastAsia="Charis SIL Regular"/>
+          <w:b w:val="0"/>
+          <w:i w:val="0"/>
+          <w:color w:val="0000FF"/>
+          <w:sz w:val="24"/>
+          <w:u w:val="single"/>
+        </w:rPr>
+        <w:hyperlink r:id="rId19" w:history="1">
+          <w:r>
+            <w:rPr>
+              <w:rStyle w:val="Hyperlink"/>
+            </w:rPr>
+            <w:t>v</w:t>
+          </w:r>
+        </w:hyperlink>
+      </w:r>
+      <w:r>
+        <w:rPr>
+          <w:rFonts w:ascii="Charis SIL Regular" w:hAnsi="Charis SIL Regular" w:eastAsia="Charis SIL Regular"/>
+          <w:b w:val="0"/>
+          <w:i w:val="0"/>
+          <w:color w:val="0000FF"/>
+          <w:sz w:val="24"/>
+          <w:u w:val="single"/>
+        </w:rPr>
+        <w:hyperlink r:id="rId19" w:history="1">
+          <w:r>
+            <w:rPr>
+              <w:rStyle w:val="Hyperlink"/>
+            </w:rPr>
+            <w:t>an</w:t>
+          </w:r>
+        </w:hyperlink>
+      </w:r>
+      <w:r>
+        <w:rPr>
+          <w:rFonts w:ascii="Charis SIL Regular" w:hAnsi="Charis SIL Regular" w:eastAsia="Charis SIL Regular"/>
+          <w:b w:val="0"/>
+          <w:i w:val="0"/>
+          <w:color w:val="0000FF"/>
+          <w:sz w:val="24"/>
+          <w:u w:val="single"/>
+        </w:rPr>
+        <w:t xml:space="preserve"> </w:t>
+      </w:r>
+      <w:r>
+        <w:rPr>
+          <w:rFonts w:ascii="Charis SIL Regular" w:hAnsi="Charis SIL Regular" w:eastAsia="Charis SIL Regular"/>
+          <w:b w:val="0"/>
+          <w:i w:val="0"/>
+          <w:color w:val="0000FF"/>
+          <w:sz w:val="24"/>
+          <w:u w:val="single"/>
+        </w:rPr>
+        <w:hyperlink r:id="rId19" w:history="1">
+          <w:r>
+            <w:rPr>
+              <w:rStyle w:val="Hyperlink"/>
+            </w:rPr>
+            <w:t>N</w:t>
+          </w:r>
+        </w:hyperlink>
+      </w:r>
+      <w:r>
+        <w:rPr>
+          <w:rFonts w:ascii="Charis SIL Regular" w:hAnsi="Charis SIL Regular" w:eastAsia="Charis SIL Regular"/>
+          <w:b w:val="0"/>
+          <w:i w:val="0"/>
+          <w:color w:val="0000FF"/>
+          <w:sz w:val="24"/>
+          <w:u w:val="single"/>
+        </w:rPr>
+        <w:hyperlink r:id="rId18" w:history="1">
+          <w:r>
+            <w:rPr>
+              <w:rStyle w:val="Hyperlink"/>
+            </w:rPr>
+            <w:t>atuurlijke</w:t>
+          </w:r>
+        </w:hyperlink>
+      </w:r>
+      <w:r>
+        <w:rPr>
+          <w:rFonts w:ascii="Charis SIL Regular" w:hAnsi="Charis SIL Regular" w:eastAsia="Charis SIL Regular"/>
+          <w:b w:val="0"/>
+          <w:i w:val="0"/>
+          <w:color w:val="0000FF"/>
+          <w:sz w:val="24"/>
+          <w:u w:val="single"/>
+        </w:rPr>
+        <w:t xml:space="preserve"> </w:t>
+      </w:r>
+      <w:r>
+        <w:rPr>
+          <w:rFonts w:ascii="Charis SIL Regular" w:hAnsi="Charis SIL Regular" w:eastAsia="Charis SIL Regular"/>
+          <w:b w:val="0"/>
+          <w:i w:val="0"/>
+          <w:color w:val="0000FF"/>
+          <w:sz w:val="24"/>
+          <w:u w:val="single"/>
+        </w:rPr>
+        <w:hyperlink r:id="rId18" w:history="1">
+          <w:r>
+            <w:rPr>
+              <w:rStyle w:val="Hyperlink"/>
+            </w:rPr>
+            <w:t>Historie</w:t>
+          </w:r>
+        </w:hyperlink>
+      </w:r>
+      <w:r>
+        <w:rPr>
+          <w:u w:val="single" w:color="0000ff"/>
+          <w:rFonts w:ascii="Charis SIL Regular" w:hAnsi="Charis SIL Regular" w:eastAsia="Charis SIL Regular"/>
+          <w:b w:val="0"/>
+          <w:i w:val="0"/>
+          <w:color w:val="000000"/>
+          <w:sz w:val="24"/>
+        </w:rPr>
+        <w:hyperlink r:id="rId18" w:history="1">
+          <w:r>
+            <w:rPr>
+              <w:rStyle w:val="Hyperlink"/>
+            </w:rPr>
+            <w:t>,</w:t>
+          </w:r>
+        </w:hyperlink>
+      </w:r>
+      <w:r>
+        <w:rPr>
+          <w:u w:val="single" w:color="0000ff"/>
+          <w:rFonts w:ascii="Charis SIL Regular" w:hAnsi="Charis SIL Regular" w:eastAsia="Charis SIL Regular"/>
+          <w:b w:val="0"/>
+          <w:i w:val="0"/>
+          <w:color w:val="000000"/>
+          <w:sz w:val="24"/>
+        </w:rPr>
+        <w:hyperlink r:id="rId18" w:history="1">
+          <w:r>
+            <w:rPr>
+              <w:rStyle w:val="Hyperlink"/>
+            </w:rPr>
+            <w:t xml:space="preserve"> het </w:t>
+          </w:r>
+        </w:hyperlink>
+      </w:r>
+      <w:r>
+        <w:rPr>
+          <w:rFonts w:ascii="Charis SIL Regular" w:hAnsi="Charis SIL Regular" w:eastAsia="Charis SIL Regular"/>
+          <w:b w:val="0"/>
+          <w:i w:val="0"/>
+          <w:color w:val="0000FF"/>
+          <w:sz w:val="24"/>
+          <w:u w:val="single"/>
+        </w:rPr>
+        <w:hyperlink r:id="rId18" w:history="1">
+          <w:r>
+            <w:rPr>
+              <w:rStyle w:val="Hyperlink"/>
+            </w:rPr>
+            <w:t>Rijksmu</w:t>
+          </w:r>
+        </w:hyperlink>
+      </w:r>
+      <w:r>
+        <w:rPr>
+          <w:rFonts w:ascii="Charis SIL Regular" w:hAnsi="Charis SIL Regular" w:eastAsia="Charis SIL Regular"/>
+          <w:b w:val="0"/>
+          <w:i w:val="0"/>
+          <w:color w:val="0000FF"/>
+          <w:sz w:val="24"/>
+          <w:u w:val="single"/>
+        </w:rPr>
+        <w:hyperlink r:id="rId18" w:history="1">
+          <w:r>
+            <w:rPr>
+              <w:rStyle w:val="Hyperlink"/>
+            </w:rPr>
+            <w:t>s</w:t>
+          </w:r>
+        </w:hyperlink>
+      </w:r>
+      <w:r>
+        <w:rPr>
+          <w:rFonts w:ascii="Charis SIL Regular" w:hAnsi="Charis SIL Regular" w:eastAsia="Charis SIL Regular"/>
+          <w:b w:val="0"/>
+          <w:i w:val="0"/>
+          <w:color w:val="0000FF"/>
+          <w:sz w:val="24"/>
+          <w:u w:val="single"/>
+        </w:rPr>
+        <w:hyperlink r:id="rId18" w:history="1">
+          <w:r>
+            <w:rPr>
+              <w:rStyle w:val="Hyperlink"/>
+            </w:rPr>
+            <w:t>eum</w:t>
+          </w:r>
+        </w:hyperlink>
+      </w:r>
+      <w:r>
+        <w:rPr>
+          <w:rFonts w:ascii="Charis SIL Regular" w:hAnsi="Charis SIL Regular" w:eastAsia="Charis SIL Regular"/>
+          <w:b w:val="0"/>
+          <w:i w:val="0"/>
+          <w:color w:val="0000FF"/>
+          <w:sz w:val="24"/>
+          <w:u w:val="single"/>
+        </w:rPr>
+        <w:t xml:space="preserve"> </w:t>
+      </w:r>
+      <w:r>
+        <w:rPr>
+          <w:rFonts w:ascii="Charis SIL Regular" w:hAnsi="Charis SIL Regular" w:eastAsia="Charis SIL Regular"/>
+          <w:b w:val="0"/>
+          <w:i w:val="0"/>
+          <w:color w:val="0000FF"/>
+          <w:sz w:val="24"/>
+          <w:u w:val="single"/>
+        </w:rPr>
+        <w:hyperlink r:id="rId18" w:history="1">
+          <w:r>
+            <w:rPr>
+              <w:rStyle w:val="Hyperlink"/>
+            </w:rPr>
+            <w:t>voor</w:t>
+          </w:r>
+        </w:hyperlink>
+      </w:r>
+      <w:r>
+        <w:rPr>
+          <w:rFonts w:ascii="Charis SIL Regular" w:hAnsi="Charis SIL Regular" w:eastAsia="Charis SIL Regular"/>
+          <w:b w:val="0"/>
+          <w:i w:val="0"/>
+          <w:color w:val="0000FF"/>
+          <w:sz w:val="24"/>
+          <w:u w:val="single"/>
+        </w:rPr>
+        <w:t xml:space="preserve"> </w:t>
+      </w:r>
+      <w:r>
+        <w:rPr>
+          <w:rFonts w:ascii="Charis SIL Regular" w:hAnsi="Charis SIL Regular" w:eastAsia="Charis SIL Regular"/>
+          <w:b w:val="0"/>
+          <w:i w:val="0"/>
+          <w:color w:val="0000FF"/>
+          <w:sz w:val="24"/>
+          <w:u w:val="single"/>
+        </w:rPr>
+        <w:t>G</w:t>
+      </w:r>
+      <w:r>
+        <w:rPr>
+          <w:rFonts w:ascii="Charis SIL Regular" w:hAnsi="Charis SIL Regular" w:eastAsia="Charis SIL Regular"/>
+          <w:b w:val="0"/>
+          <w:i w:val="0"/>
+          <w:color w:val="0000FF"/>
+          <w:sz w:val="24"/>
+          <w:u w:val="single"/>
+        </w:rPr>
+        <w:hyperlink r:id="rId18" w:history="1">
+          <w:r>
+            <w:rPr>
+              <w:rStyle w:val="Hyperlink"/>
+            </w:rPr>
+            <w:t>eo</w:t>
+          </w:r>
+        </w:hyperlink>
+      </w:r>
+      <w:r>
+        <w:rPr>
+          <w:rFonts w:ascii="Charis SIL Regular" w:hAnsi="Charis SIL Regular" w:eastAsia="Charis SIL Regular"/>
+          <w:b w:val="0"/>
+          <w:i w:val="0"/>
+          <w:color w:val="0000FF"/>
+          <w:sz w:val="24"/>
+          <w:u w:val="single"/>
+        </w:rPr>
+        <w:hyperlink r:id="rId18" w:history="1">
+          <w:r>
+            <w:rPr>
+              <w:rStyle w:val="Hyperlink"/>
+            </w:rPr>
+            <w:t>logie</w:t>
+          </w:r>
+        </w:hyperlink>
+      </w:r>
+      <w:r>
+        <w:rPr>
+          <w:rFonts w:ascii="Charis SIL Regular" w:hAnsi="Charis SIL Regular" w:eastAsia="Charis SIL Regular"/>
+          <w:b w:val="0"/>
+          <w:i w:val="0"/>
+          <w:color w:val="0000FF"/>
+          <w:sz w:val="24"/>
+          <w:u w:val="single"/>
+        </w:rPr>
+        <w:t xml:space="preserve"> </w:t>
+      </w:r>
+      <w:r>
+        <w:rPr>
+          <w:rFonts w:ascii="Charis SIL Regular" w:hAnsi="Charis SIL Regular" w:eastAsia="Charis SIL Regular"/>
+          <w:b w:val="0"/>
+          <w:i w:val="0"/>
+          <w:color w:val="0000FF"/>
+          <w:sz w:val="24"/>
+          <w:u w:val="single"/>
+        </w:rPr>
         <w:hyperlink r:id="rId18" w:history="1">
           <w:r>
             <w:rPr>
@@ -2176,316 +2617,6 @@
             <w:rPr>
               <w:rStyle w:val="Hyperlink"/>
             </w:rPr>
-            <w:t>Stenen</w:t>
-          </w:r>
-        </w:hyperlink>
-      </w:r>
-      <w:r>
-        <w:rPr>
-          <w:u w:val="single" w:color="0000ff"/>
-          <w:rFonts w:ascii="Charis SIL Regular" w:hAnsi="Charis SIL Regular" w:eastAsia="Charis SIL Regular"/>
-          <w:b w:val="0"/>
-          <w:i w:val="0"/>
-          <w:color w:val="000000"/>
-          <w:sz w:val="24"/>
-        </w:rPr>
-        <w:t xml:space="preserve">, het </w:t>
-      </w:r>
-      <w:r>
-        <w:rPr>
-          <w:rFonts w:ascii="Charis SIL Regular" w:hAnsi="Charis SIL Regular" w:eastAsia="Charis SIL Regular"/>
-          <w:b w:val="0"/>
-          <w:i w:val="0"/>
-          <w:color w:val="0000FF"/>
-          <w:sz w:val="24"/>
-          <w:u w:val="single"/>
-        </w:rPr>
-        <w:hyperlink r:id="rId19" w:history="1">
-          <w:r>
-            <w:rPr>
-              <w:rStyle w:val="Hyperlink"/>
-            </w:rPr>
-            <w:t>Rijk</w:t>
-          </w:r>
-        </w:hyperlink>
-      </w:r>
-      <w:r>
-        <w:rPr>
-          <w:rFonts w:ascii="Charis SIL Regular" w:hAnsi="Charis SIL Regular" w:eastAsia="Charis SIL Regular"/>
-          <w:b w:val="0"/>
-          <w:i w:val="0"/>
-          <w:color w:val="0000FF"/>
-          <w:sz w:val="24"/>
-          <w:u w:val="single"/>
-        </w:rPr>
-        <w:hyperlink r:id="rId19" w:history="1">
-          <w:r>
-            <w:rPr>
-              <w:rStyle w:val="Hyperlink"/>
-            </w:rPr>
-            <w:t>smuseum</w:t>
-          </w:r>
-        </w:hyperlink>
-      </w:r>
-      <w:r>
-        <w:rPr>
-          <w:rFonts w:ascii="Charis SIL Regular" w:hAnsi="Charis SIL Regular" w:eastAsia="Charis SIL Regular"/>
-          <w:b w:val="0"/>
-          <w:i w:val="0"/>
-          <w:color w:val="0000FF"/>
-          <w:sz w:val="24"/>
-          <w:u w:val="single"/>
-        </w:rPr>
-        <w:t xml:space="preserve"> </w:t>
-      </w:r>
-      <w:r>
-        <w:rPr>
-          <w:rFonts w:ascii="Charis SIL Regular" w:hAnsi="Charis SIL Regular" w:eastAsia="Charis SIL Regular"/>
-          <w:b w:val="0"/>
-          <w:i w:val="0"/>
-          <w:color w:val="0000FF"/>
-          <w:sz w:val="24"/>
-          <w:u w:val="single"/>
-        </w:rPr>
-        <w:hyperlink r:id="rId19" w:history="1">
-          <w:r>
-            <w:rPr>
-              <w:rStyle w:val="Hyperlink"/>
-            </w:rPr>
-            <w:t>v</w:t>
-          </w:r>
-        </w:hyperlink>
-      </w:r>
-      <w:r>
-        <w:rPr>
-          <w:rFonts w:ascii="Charis SIL Regular" w:hAnsi="Charis SIL Regular" w:eastAsia="Charis SIL Regular"/>
-          <w:b w:val="0"/>
-          <w:i w:val="0"/>
-          <w:color w:val="0000FF"/>
-          <w:sz w:val="24"/>
-          <w:u w:val="single"/>
-        </w:rPr>
-        <w:hyperlink r:id="rId19" w:history="1">
-          <w:r>
-            <w:rPr>
-              <w:rStyle w:val="Hyperlink"/>
-            </w:rPr>
-            <w:t>an</w:t>
-          </w:r>
-        </w:hyperlink>
-      </w:r>
-      <w:r>
-        <w:rPr>
-          <w:rFonts w:ascii="Charis SIL Regular" w:hAnsi="Charis SIL Regular" w:eastAsia="Charis SIL Regular"/>
-          <w:b w:val="0"/>
-          <w:i w:val="0"/>
-          <w:color w:val="0000FF"/>
-          <w:sz w:val="24"/>
-          <w:u w:val="single"/>
-        </w:rPr>
-        <w:t xml:space="preserve"> </w:t>
-      </w:r>
-      <w:r>
-        <w:rPr>
-          <w:rFonts w:ascii="Charis SIL Regular" w:hAnsi="Charis SIL Regular" w:eastAsia="Charis SIL Regular"/>
-          <w:b w:val="0"/>
-          <w:i w:val="0"/>
-          <w:color w:val="0000FF"/>
-          <w:sz w:val="24"/>
-          <w:u w:val="single"/>
-        </w:rPr>
-        <w:hyperlink r:id="rId19" w:history="1">
-          <w:r>
-            <w:rPr>
-              <w:rStyle w:val="Hyperlink"/>
-            </w:rPr>
-            <w:t>N</w:t>
-          </w:r>
-        </w:hyperlink>
-      </w:r>
-      <w:r>
-        <w:rPr>
-          <w:rFonts w:ascii="Charis SIL Regular" w:hAnsi="Charis SIL Regular" w:eastAsia="Charis SIL Regular"/>
-          <w:b w:val="0"/>
-          <w:i w:val="0"/>
-          <w:color w:val="0000FF"/>
-          <w:sz w:val="24"/>
-          <w:u w:val="single"/>
-        </w:rPr>
-        <w:hyperlink r:id="rId19" w:history="1">
-          <w:r>
-            <w:rPr>
-              <w:rStyle w:val="Hyperlink"/>
-            </w:rPr>
-            <w:t>atuurlijke</w:t>
-          </w:r>
-        </w:hyperlink>
-      </w:r>
-      <w:r>
-        <w:rPr>
-          <w:rFonts w:ascii="Charis SIL Regular" w:hAnsi="Charis SIL Regular" w:eastAsia="Charis SIL Regular"/>
-          <w:b w:val="0"/>
-          <w:i w:val="0"/>
-          <w:color w:val="0000FF"/>
-          <w:sz w:val="24"/>
-          <w:u w:val="single"/>
-        </w:rPr>
-        <w:t xml:space="preserve"> </w:t>
-      </w:r>
-      <w:r>
-        <w:rPr>
-          <w:rFonts w:ascii="Charis SIL Regular" w:hAnsi="Charis SIL Regular" w:eastAsia="Charis SIL Regular"/>
-          <w:b w:val="0"/>
-          <w:i w:val="0"/>
-          <w:color w:val="0000FF"/>
-          <w:sz w:val="24"/>
-          <w:u w:val="single"/>
-        </w:rPr>
-        <w:hyperlink r:id="rId19" w:history="1">
-          <w:r>
-            <w:rPr>
-              <w:rStyle w:val="Hyperlink"/>
-            </w:rPr>
-            <w:t>Historie</w:t>
-          </w:r>
-        </w:hyperlink>
-      </w:r>
-      <w:r>
-        <w:rPr>
-          <w:u w:val="single" w:color="0000ff"/>
-          <w:rFonts w:ascii="Charis SIL Regular" w:hAnsi="Charis SIL Regular" w:eastAsia="Charis SIL Regular"/>
-          <w:b w:val="0"/>
-          <w:i w:val="0"/>
-          <w:color w:val="000000"/>
-          <w:sz w:val="24"/>
-        </w:rPr>
-        <w:hyperlink r:id="rId18" w:history="1">
-          <w:r>
-            <w:rPr>
-              <w:rStyle w:val="Hyperlink"/>
-            </w:rPr>
-            <w:t>,</w:t>
-          </w:r>
-        </w:hyperlink>
-      </w:r>
-      <w:r>
-        <w:rPr>
-          <w:u w:val="single" w:color="0000ff"/>
-          <w:rFonts w:ascii="Charis SIL Regular" w:hAnsi="Charis SIL Regular" w:eastAsia="Charis SIL Regular"/>
-          <w:b w:val="0"/>
-          <w:i w:val="0"/>
-          <w:color w:val="000000"/>
-          <w:sz w:val="24"/>
-        </w:rPr>
-        <w:hyperlink r:id="rId18" w:history="1">
-          <w:r>
-            <w:rPr>
-              <w:rStyle w:val="Hyperlink"/>
-            </w:rPr>
-            <w:t xml:space="preserve"> het </w:t>
-          </w:r>
-        </w:hyperlink>
-      </w:r>
-      <w:r>
-        <w:rPr>
-          <w:rFonts w:ascii="Charis SIL Regular" w:hAnsi="Charis SIL Regular" w:eastAsia="Charis SIL Regular"/>
-          <w:b w:val="0"/>
-          <w:i w:val="0"/>
-          <w:color w:val="0000FF"/>
-          <w:sz w:val="24"/>
-        </w:rPr>
-        <w:t>Rijksmuseum voor G</w:t>
-      </w:r>
-      <w:r>
-        <w:rPr>
-          <w:rFonts w:ascii="Charis SIL Regular" w:hAnsi="Charis SIL Regular" w:eastAsia="Charis SIL Regular"/>
-          <w:b w:val="0"/>
-          <w:i w:val="0"/>
-          <w:color w:val="0000FF"/>
-          <w:sz w:val="24"/>
-          <w:u w:val="single"/>
-        </w:rPr>
-        <w:hyperlink r:id="rId18" w:history="1">
-          <w:r>
-            <w:rPr>
-              <w:rStyle w:val="Hyperlink"/>
-            </w:rPr>
-            <w:t>eo</w:t>
-          </w:r>
-        </w:hyperlink>
-      </w:r>
-      <w:r>
-        <w:rPr>
-          <w:rFonts w:ascii="Charis SIL Regular" w:hAnsi="Charis SIL Regular" w:eastAsia="Charis SIL Regular"/>
-          <w:b w:val="0"/>
-          <w:i w:val="0"/>
-          <w:color w:val="0000FF"/>
-          <w:sz w:val="24"/>
-          <w:u w:val="single"/>
-        </w:rPr>
-        <w:hyperlink r:id="rId18" w:history="1">
-          <w:r>
-            <w:rPr>
-              <w:rStyle w:val="Hyperlink"/>
-            </w:rPr>
-            <w:t>logie</w:t>
-          </w:r>
-        </w:hyperlink>
-      </w:r>
-      <w:r>
-        <w:rPr>
-          <w:rFonts w:ascii="Charis SIL Regular" w:hAnsi="Charis SIL Regular" w:eastAsia="Charis SIL Regular"/>
-          <w:b w:val="0"/>
-          <w:i w:val="0"/>
-          <w:color w:val="0000FF"/>
-          <w:sz w:val="24"/>
-          <w:u w:val="single"/>
-        </w:rPr>
-        <w:t xml:space="preserve"> </w:t>
-      </w:r>
-      <w:r>
-        <w:rPr>
-          <w:rFonts w:ascii="Charis SIL Regular" w:hAnsi="Charis SIL Regular" w:eastAsia="Charis SIL Regular"/>
-          <w:b w:val="0"/>
-          <w:i w:val="0"/>
-          <w:color w:val="0000FF"/>
-          <w:sz w:val="24"/>
-          <w:u w:val="single"/>
-        </w:rPr>
-        <w:hyperlink r:id="rId18" w:history="1">
-          <w:r>
-            <w:rPr>
-              <w:rStyle w:val="Hyperlink"/>
-            </w:rPr>
-            <w:t>en</w:t>
-          </w:r>
-        </w:hyperlink>
-      </w:r>
-      <w:r>
-        <w:rPr>
-          <w:rFonts w:ascii="Charis SIL Regular" w:hAnsi="Charis SIL Regular" w:eastAsia="Charis SIL Regular"/>
-          <w:b w:val="0"/>
-          <w:i w:val="0"/>
-          <w:color w:val="0000FF"/>
-          <w:sz w:val="24"/>
-          <w:u w:val="single"/>
-        </w:rPr>
-        <w:t xml:space="preserve"> </w:t>
-      </w:r>
-      <w:r>
-        <w:rPr>
-          <w:rFonts w:ascii="Charis SIL Regular" w:hAnsi="Charis SIL Regular" w:eastAsia="Charis SIL Regular"/>
-          <w:b w:val="0"/>
-          <w:i w:val="0"/>
-          <w:color w:val="0000FF"/>
-          <w:sz w:val="24"/>
-          <w:u w:val="single"/>
-        </w:rPr>
-        <w:hyperlink r:id="rId18" w:history="1">
-          <w:r>
-            <w:rPr>
-              <w:rStyle w:val="Hyperlink"/>
-            </w:rPr>
             <w:t>M</w:t>
           </w:r>
         </w:hyperlink>
@@ -2534,7 +2665,18 @@
           <w:color w:val="000000"/>
           <w:sz w:val="24"/>
         </w:rPr>
-        <w:t xml:space="preserve"> en het </w:t>
+        <w:t xml:space="preserve"> e</w:t>
+      </w:r>
+      <w:r>
+        <w:rPr>
+          <w:u w:val="single" w:color="0000ff"/>
+          <w:rFonts w:ascii="Charis SIL Regular" w:hAnsi="Charis SIL Regular" w:eastAsia="Charis SIL Regular"/>
+          <w:b w:val="0"/>
+          <w:i w:val="0"/>
+          <w:color w:val="000000"/>
+          <w:sz w:val="24"/>
+        </w:rPr>
+        <w:t xml:space="preserve">n het </w:t>
       </w:r>
       <w:r>
         <w:rPr>
@@ -2574,7 +2716,7 @@
           <w:sz w:val="24"/>
           <w:u w:val="single"/>
         </w:rPr>
-        <w:hyperlink r:id="rId19" w:history="1">
+        <w:hyperlink r:id="rId21" w:history="1">
           <w:r>
             <w:rPr>
               <w:rStyle w:val="Hyperlink"/>
@@ -2592,7 +2734,7 @@
           <w:sz w:val="24"/>
           <w:u w:val="single"/>
         </w:rPr>
-        <w:hyperlink r:id="rId19" w:history="1">
+        <w:hyperlink r:id="rId21" w:history="1">
           <w:r>
             <w:rPr>
               <w:rStyle w:val="Hyperlink"/>
@@ -2610,7 +2752,7 @@
           <w:sz w:val="24"/>
           <w:u w:val="single"/>
         </w:rPr>
-        <w:hyperlink r:id="rId19" w:history="1">
+        <w:hyperlink r:id="rId21" w:history="1">
           <w:r>
             <w:rPr>
               <w:rStyle w:val="Hyperlink"/>
@@ -2628,7 +2770,7 @@
           <w:sz w:val="24"/>
           <w:u w:val="single"/>
         </w:rPr>
-        <w:hyperlink r:id="rId19" w:history="1">
+        <w:hyperlink r:id="rId21" w:history="1">
           <w:r>
             <w:rPr>
               <w:rStyle w:val="Hyperlink"/>
@@ -2646,7 +2788,7 @@
           <w:sz w:val="24"/>
           <w:u w:val="single"/>
         </w:rPr>
-        <w:hyperlink r:id="rId19" w:history="1">
+        <w:hyperlink r:id="rId21" w:history="1">
           <w:r>
             <w:rPr>
               <w:rStyle w:val="Hyperlink"/>
@@ -2722,7 +2864,7 @@
           <w:sz w:val="24"/>
           <w:u w:val="single"/>
         </w:rPr>
-        <w:hyperlink r:id="rId21" w:history="1">
+        <w:hyperlink r:id="rId22" w:history="1">
           <w:r>
             <w:rPr>
               <w:rStyle w:val="Hyperlink"/>
@@ -2730,121 +2872,6 @@
             <w:t xml:space="preserve">Reinier </w:t>
           </w:r>
         </w:hyperlink>
-      </w:r>
-      <w:r>
-        <w:rPr>
-          <w:rFonts w:ascii="Charis SIL Regular" w:hAnsi="Charis SIL Regular" w:eastAsia="Charis SIL Regular"/>
-          <w:b w:val="0"/>
-          <w:i w:val="0"/>
-          <w:color w:val="0000FF"/>
-          <w:sz w:val="24"/>
-          <w:u w:val="single"/>
-        </w:rPr>
-        <w:hyperlink r:id="rId21" w:history="1">
-          <w:r>
-            <w:rPr>
-              <w:rStyle w:val="Hyperlink"/>
-            </w:rPr>
-            <w:t>van</w:t>
-          </w:r>
-        </w:hyperlink>
-      </w:r>
-      <w:r>
-        <w:rPr>
-          <w:rFonts w:ascii="Charis SIL Regular" w:hAnsi="Charis SIL Regular" w:eastAsia="Charis SIL Regular"/>
-          <w:b w:val="0"/>
-          <w:i w:val="0"/>
-          <w:color w:val="0000FF"/>
-          <w:sz w:val="24"/>
-          <w:u w:val="single"/>
-        </w:rPr>
-        <w:t xml:space="preserve"> </w:t>
-      </w:r>
-      <w:r>
-        <w:rPr>
-          <w:rFonts w:ascii="Charis SIL Regular" w:hAnsi="Charis SIL Regular" w:eastAsia="Charis SIL Regular"/>
-          <w:b w:val="0"/>
-          <w:i w:val="0"/>
-          <w:color w:val="0000FF"/>
-          <w:sz w:val="24"/>
-          <w:u w:val="single"/>
-        </w:rPr>
-        <w:hyperlink r:id="rId21" w:history="1">
-          <w:r>
-            <w:rPr>
-              <w:rStyle w:val="Hyperlink"/>
-            </w:rPr>
-            <w:t>de</w:t>
-          </w:r>
-        </w:hyperlink>
-      </w:r>
-      <w:r>
-        <w:rPr>
-          <w:rFonts w:ascii="Charis SIL Regular" w:hAnsi="Charis SIL Regular" w:eastAsia="Charis SIL Regular"/>
-          <w:b w:val="0"/>
-          <w:i w:val="0"/>
-          <w:color w:val="0000FF"/>
-          <w:sz w:val="24"/>
-          <w:u w:val="single"/>
-        </w:rPr>
-        <w:t xml:space="preserve"> </w:t>
-      </w:r>
-      <w:r>
-        <w:rPr>
-          <w:rFonts w:ascii="Charis SIL Regular" w:hAnsi="Charis SIL Regular" w:eastAsia="Charis SIL Regular"/>
-          <w:b w:val="0"/>
-          <w:i w:val="0"/>
-          <w:color w:val="0000FF"/>
-          <w:sz w:val="24"/>
-          <w:u w:val="single"/>
-        </w:rPr>
-        <w:hyperlink r:id="rId21" w:history="1">
-          <w:r>
-            <w:rPr>
-              <w:rStyle w:val="Hyperlink"/>
-            </w:rPr>
-            <w:t>Kasteele</w:t>
-          </w:r>
-        </w:hyperlink>
-      </w:r>
-      <w:r>
-        <w:rPr>
-          <w:rFonts w:ascii="Charis SIL Regular" w:hAnsi="Charis SIL Regular" w:eastAsia="Charis SIL Regular"/>
-          <w:b w:val="0"/>
-          <w:i w:val="0"/>
-          <w:color w:val="000000"/>
-          <w:sz w:val="24"/>
-        </w:rPr>
-        <w:t xml:space="preserve"> verdween nadat zijn zoon </w:t>
-      </w:r>
-      <w:r>
-        <w:rPr>
-          <w:rFonts w:ascii="Charis SIL Regular" w:hAnsi="Charis SIL Regular" w:eastAsia="Charis SIL Regular"/>
-          <w:b w:val="0"/>
-          <w:i w:val="0"/>
-          <w:color w:val="0000FF"/>
-          <w:sz w:val="24"/>
-          <w:u w:val="single"/>
-        </w:rPr>
-        <w:hyperlink r:id="rId22" w:history="1">
-          <w:r>
-            <w:rPr>
-              <w:rStyle w:val="Hyperlink"/>
-            </w:rPr>
-            <w:t>Abraham</w:t>
-          </w:r>
-        </w:hyperlink>
-      </w:r>
-      <w:r>
-        <w:rPr>
-          <w:rFonts w:ascii="Charis SIL Regular" w:hAnsi="Charis SIL Regular" w:eastAsia="Charis SIL Regular"/>
-          <w:b w:val="0"/>
-          <w:i w:val="0"/>
-          <w:color w:val="0000FF"/>
-          <w:sz w:val="24"/>
-          <w:u w:val="single"/>
-        </w:rPr>
-        <w:t xml:space="preserve"> </w:t>
       </w:r>
       <w:r>
         <w:rPr>
@@ -2930,200 +2957,7 @@
           <w:color w:val="000000"/>
           <w:sz w:val="24"/>
         </w:rPr>
-        <w:t xml:space="preserve"> hem opvolgde in</w:t>
-      </w:r>
-      <w:r>
-        <w:rPr>
-          <w:u w:val="single" w:color="0000ff"/>
-          <w:rFonts w:ascii="Charis SIL Regular" w:hAnsi="Charis SIL Regular" w:eastAsia="Charis SIL Regular"/>
-          <w:b w:val="0"/>
-          <w:i w:val="0"/>
-          <w:color w:val="000000"/>
-          <w:sz w:val="24"/>
-        </w:rPr>
-        <w:hyperlink r:id="rId21" w:history="1">
-          <w:r>
-            <w:rPr>
-              <w:rStyle w:val="Hyperlink"/>
-            </w:rPr>
-            <w:t xml:space="preserve"> 1840. </w:t>
-          </w:r>
-        </w:hyperlink>
-      </w:r>
-      <w:r>
-        <w:rPr>
-          <w:u w:val="single" w:color="0000ff"/>
-          <w:rFonts w:ascii="Charis SIL Regular" w:hAnsi="Charis SIL Regular" w:eastAsia="Charis SIL Regular"/>
-          <w:b w:val="0"/>
-          <w:i w:val="0"/>
-          <w:color w:val="000000"/>
-          <w:sz w:val="24"/>
-        </w:rPr>
-        <w:hyperlink r:id="rId21" w:history="1">
-          <w:r>
-            <w:rPr>
-              <w:rStyle w:val="Hyperlink"/>
-            </w:rPr>
-            <w:t>Ook</w:t>
-          </w:r>
-        </w:hyperlink>
-      </w:r>
-      <w:r>
-        <w:rPr>
-          <w:u w:val="single" w:color="0000ff"/>
-          <w:rFonts w:ascii="Charis SIL Regular" w:hAnsi="Charis SIL Regular" w:eastAsia="Charis SIL Regular"/>
-          <w:b w:val="0"/>
-          <w:i w:val="0"/>
-          <w:color w:val="000000"/>
-          <w:sz w:val="24"/>
-        </w:rPr>
-        <w:hyperlink r:id="rId21" w:history="1">
-          <w:r>
-            <w:rPr>
-              <w:rStyle w:val="Hyperlink"/>
-            </w:rPr>
-            <w:t xml:space="preserve"> ve</w:t>
-          </w:r>
-        </w:hyperlink>
-      </w:r>
-      <w:r>
-        <w:rPr>
-          <w:u w:val="single" w:color="0000ff"/>
-          <w:rFonts w:ascii="Charis SIL Regular" w:hAnsi="Charis SIL Regular" w:eastAsia="Charis SIL Regular"/>
-          <w:b w:val="0"/>
-          <w:i w:val="0"/>
-          <w:color w:val="000000"/>
-          <w:sz w:val="24"/>
-        </w:rPr>
-        <w:hyperlink r:id="rId21" w:history="1">
-          <w:r>
-            <w:rPr>
-              <w:rStyle w:val="Hyperlink"/>
-            </w:rPr>
-            <w:t>rdwenen</w:t>
-          </w:r>
-        </w:hyperlink>
-      </w:r>
-      <w:r>
-        <w:rPr>
-          <w:rFonts w:ascii="Charis SIL Regular" w:hAnsi="Charis SIL Regular" w:eastAsia="Charis SIL Regular"/>
-          <w:b w:val="0"/>
-          <w:i w:val="0"/>
-          <w:color w:val="000000"/>
-          <w:sz w:val="24"/>
-        </w:rPr>
-        <w:t xml:space="preserve"> en vergingen er vele voor</w:t>
-      </w:r>
-      <w:r>
-        <w:rPr>
-          <w:u w:val="single" w:color="0000ff"/>
-          <w:rFonts w:ascii="Charis SIL Regular" w:hAnsi="Charis SIL Regular" w:eastAsia="Charis SIL Regular"/>
-          <w:b w:val="0"/>
-          <w:i w:val="0"/>
-          <w:color w:val="000000"/>
-          <w:sz w:val="24"/>
-        </w:rPr>
-        <w:hyperlink r:id="rId22" w:history="1">
-          <w:r>
-            <w:rPr>
-              <w:rStyle w:val="Hyperlink"/>
-            </w:rPr>
-            <w:t>werpen in</w:t>
-          </w:r>
-        </w:hyperlink>
-      </w:r>
-      <w:r>
-        <w:rPr>
-          <w:u w:val="single" w:color="0000ff"/>
-          <w:rFonts w:ascii="Charis SIL Regular" w:hAnsi="Charis SIL Regular" w:eastAsia="Charis SIL Regular"/>
-          <w:b w:val="0"/>
-          <w:i w:val="0"/>
-          <w:color w:val="000000"/>
-          <w:sz w:val="24"/>
-        </w:rPr>
-        <w:t xml:space="preserve"> </w:t>
-      </w:r>
-      <w:r>
-        <w:rPr>
-          <w:u w:val="single" w:color="0000ff"/>
-          <w:rFonts w:ascii="Charis SIL Regular" w:hAnsi="Charis SIL Regular" w:eastAsia="Charis SIL Regular"/>
-          <w:b w:val="0"/>
-          <w:i w:val="0"/>
-          <w:color w:val="000000"/>
-          <w:sz w:val="24"/>
-        </w:rPr>
-        <w:hyperlink r:id="rId22" w:history="1">
-          <w:r>
-            <w:rPr>
-              <w:rStyle w:val="Hyperlink"/>
-            </w:rPr>
-            <w:t xml:space="preserve">die </w:t>
-          </w:r>
-        </w:hyperlink>
-      </w:r>
-      <w:r>
-        <w:rPr>
-          <w:u w:val="single" w:color="0000ff"/>
-          <w:rFonts w:ascii="Charis SIL Regular" w:hAnsi="Charis SIL Regular" w:eastAsia="Charis SIL Regular"/>
-          <w:b w:val="0"/>
-          <w:i w:val="0"/>
-          <w:color w:val="000000"/>
-          <w:sz w:val="24"/>
-        </w:rPr>
-        <w:hyperlink r:id="rId22" w:history="1">
-          <w:r>
-            <w:rPr>
-              <w:rStyle w:val="Hyperlink"/>
-            </w:rPr>
-            <w:t>t</w:t>
-          </w:r>
-        </w:hyperlink>
-      </w:r>
-      <w:r>
-        <w:rPr>
-          <w:u w:val="single" w:color="0000ff"/>
-          <w:rFonts w:ascii="Charis SIL Regular" w:hAnsi="Charis SIL Regular" w:eastAsia="Charis SIL Regular"/>
-          <w:b w:val="0"/>
-          <w:i w:val="0"/>
-          <w:color w:val="000000"/>
-          <w:sz w:val="24"/>
-        </w:rPr>
-        <w:hyperlink r:id="rId22" w:history="1">
-          <w:r>
-            <w:rPr>
-              <w:rStyle w:val="Hyperlink"/>
-            </w:rPr>
-            <w:t>ijd</w:t>
-          </w:r>
-        </w:hyperlink>
-      </w:r>
-      <w:r>
-        <w:rPr>
-          <w:u w:val="single" w:color="0000ff"/>
-          <w:rFonts w:ascii="Charis SIL Regular" w:hAnsi="Charis SIL Regular" w:eastAsia="Charis SIL Regular"/>
-          <w:b w:val="0"/>
-          <w:i w:val="0"/>
-          <w:color w:val="000000"/>
-          <w:sz w:val="24"/>
-        </w:rPr>
-        <w:hyperlink r:id="rId22" w:history="1">
-          <w:r>
-            <w:rPr>
-              <w:rStyle w:val="Hyperlink"/>
-            </w:rPr>
-            <w:t>. De der</w:t>
-          </w:r>
-        </w:hyperlink>
-      </w:r>
-      <w:r>
-        <w:rPr>
-          <w:rFonts w:ascii="Charis SIL Regular" w:hAnsi="Charis SIL Regular" w:eastAsia="Charis SIL Regular"/>
-          <w:b w:val="0"/>
-          <w:i w:val="0"/>
-          <w:color w:val="000000"/>
-          <w:sz w:val="24"/>
-        </w:rPr>
-        <w:t xml:space="preserve">de en laatste directeur </w:t>
+        <w:t xml:space="preserve"> verdween nadat zijn zoon </w:t>
       </w:r>
       <w:r>
         <w:rPr>
@@ -3139,7 +2973,7 @@
             <w:rPr>
               <w:rStyle w:val="Hyperlink"/>
             </w:rPr>
-            <w:t>David</w:t>
+            <w:t>Abraham</w:t>
           </w:r>
         </w:hyperlink>
       </w:r>
@@ -3197,6 +3031,314 @@
             <w:rPr>
               <w:rStyle w:val="Hyperlink"/>
             </w:rPr>
+            <w:t>de</w:t>
+          </w:r>
+        </w:hyperlink>
+      </w:r>
+      <w:r>
+        <w:rPr>
+          <w:rFonts w:ascii="Charis SIL Regular" w:hAnsi="Charis SIL Regular" w:eastAsia="Charis SIL Regular"/>
+          <w:b w:val="0"/>
+          <w:i w:val="0"/>
+          <w:color w:val="0000FF"/>
+          <w:sz w:val="24"/>
+          <w:u w:val="single"/>
+        </w:rPr>
+        <w:t xml:space="preserve"> </w:t>
+      </w:r>
+      <w:r>
+        <w:rPr>
+          <w:rFonts w:ascii="Charis SIL Regular" w:hAnsi="Charis SIL Regular" w:eastAsia="Charis SIL Regular"/>
+          <w:b w:val="0"/>
+          <w:i w:val="0"/>
+          <w:color w:val="0000FF"/>
+          <w:sz w:val="24"/>
+          <w:u w:val="single"/>
+        </w:rPr>
+        <w:hyperlink r:id="rId23" w:history="1">
+          <w:r>
+            <w:rPr>
+              <w:rStyle w:val="Hyperlink"/>
+            </w:rPr>
+            <w:t>Kasteele</w:t>
+          </w:r>
+        </w:hyperlink>
+      </w:r>
+      <w:r>
+        <w:rPr>
+          <w:rFonts w:ascii="Charis SIL Regular" w:hAnsi="Charis SIL Regular" w:eastAsia="Charis SIL Regular"/>
+          <w:b w:val="0"/>
+          <w:i w:val="0"/>
+          <w:color w:val="000000"/>
+          <w:sz w:val="24"/>
+        </w:rPr>
+        <w:t xml:space="preserve"> hem opvolgde in</w:t>
+      </w:r>
+      <w:r>
+        <w:rPr>
+          <w:u w:val="single" w:color="0000ff"/>
+          <w:rFonts w:ascii="Charis SIL Regular" w:hAnsi="Charis SIL Regular" w:eastAsia="Charis SIL Regular"/>
+          <w:b w:val="0"/>
+          <w:i w:val="0"/>
+          <w:color w:val="000000"/>
+          <w:sz w:val="24"/>
+        </w:rPr>
+        <w:hyperlink r:id="rId22" w:history="1">
+          <w:r>
+            <w:rPr>
+              <w:rStyle w:val="Hyperlink"/>
+            </w:rPr>
+            <w:t xml:space="preserve"> 1840. </w:t>
+          </w:r>
+        </w:hyperlink>
+      </w:r>
+      <w:r>
+        <w:rPr>
+          <w:u w:val="single" w:color="0000ff"/>
+          <w:rFonts w:ascii="Charis SIL Regular" w:hAnsi="Charis SIL Regular" w:eastAsia="Charis SIL Regular"/>
+          <w:b w:val="0"/>
+          <w:i w:val="0"/>
+          <w:color w:val="000000"/>
+          <w:sz w:val="24"/>
+        </w:rPr>
+        <w:hyperlink r:id="rId22" w:history="1">
+          <w:r>
+            <w:rPr>
+              <w:rStyle w:val="Hyperlink"/>
+            </w:rPr>
+            <w:t>Ook</w:t>
+          </w:r>
+        </w:hyperlink>
+      </w:r>
+      <w:r>
+        <w:rPr>
+          <w:u w:val="single" w:color="0000ff"/>
+          <w:rFonts w:ascii="Charis SIL Regular" w:hAnsi="Charis SIL Regular" w:eastAsia="Charis SIL Regular"/>
+          <w:b w:val="0"/>
+          <w:i w:val="0"/>
+          <w:color w:val="000000"/>
+          <w:sz w:val="24"/>
+        </w:rPr>
+        <w:hyperlink r:id="rId22" w:history="1">
+          <w:r>
+            <w:rPr>
+              <w:rStyle w:val="Hyperlink"/>
+            </w:rPr>
+            <w:t xml:space="preserve"> ve</w:t>
+          </w:r>
+        </w:hyperlink>
+      </w:r>
+      <w:r>
+        <w:rPr>
+          <w:u w:val="single" w:color="0000ff"/>
+          <w:rFonts w:ascii="Charis SIL Regular" w:hAnsi="Charis SIL Regular" w:eastAsia="Charis SIL Regular"/>
+          <w:b w:val="0"/>
+          <w:i w:val="0"/>
+          <w:color w:val="000000"/>
+          <w:sz w:val="24"/>
+        </w:rPr>
+        <w:hyperlink r:id="rId22" w:history="1">
+          <w:r>
+            <w:rPr>
+              <w:rStyle w:val="Hyperlink"/>
+            </w:rPr>
+            <w:t>rdwenen</w:t>
+          </w:r>
+        </w:hyperlink>
+      </w:r>
+      <w:r>
+        <w:rPr>
+          <w:rFonts w:ascii="Charis SIL Regular" w:hAnsi="Charis SIL Regular" w:eastAsia="Charis SIL Regular"/>
+          <w:b w:val="0"/>
+          <w:i w:val="0"/>
+          <w:color w:val="000000"/>
+          <w:sz w:val="24"/>
+        </w:rPr>
+        <w:t xml:space="preserve"> en vergingen er vele voor</w:t>
+      </w:r>
+      <w:r>
+        <w:rPr>
+          <w:u w:val="single" w:color="0000ff"/>
+          <w:rFonts w:ascii="Charis SIL Regular" w:hAnsi="Charis SIL Regular" w:eastAsia="Charis SIL Regular"/>
+          <w:b w:val="0"/>
+          <w:i w:val="0"/>
+          <w:color w:val="000000"/>
+          <w:sz w:val="24"/>
+        </w:rPr>
+        <w:hyperlink r:id="rId23" w:history="1">
+          <w:r>
+            <w:rPr>
+              <w:rStyle w:val="Hyperlink"/>
+            </w:rPr>
+            <w:t>werpen in</w:t>
+          </w:r>
+        </w:hyperlink>
+      </w:r>
+      <w:r>
+        <w:rPr>
+          <w:u w:val="single" w:color="0000ff"/>
+          <w:rFonts w:ascii="Charis SIL Regular" w:hAnsi="Charis SIL Regular" w:eastAsia="Charis SIL Regular"/>
+          <w:b w:val="0"/>
+          <w:i w:val="0"/>
+          <w:color w:val="000000"/>
+          <w:sz w:val="24"/>
+        </w:rPr>
+        <w:t xml:space="preserve"> </w:t>
+      </w:r>
+      <w:r>
+        <w:rPr>
+          <w:u w:val="single" w:color="0000ff"/>
+          <w:rFonts w:ascii="Charis SIL Regular" w:hAnsi="Charis SIL Regular" w:eastAsia="Charis SIL Regular"/>
+          <w:b w:val="0"/>
+          <w:i w:val="0"/>
+          <w:color w:val="000000"/>
+          <w:sz w:val="24"/>
+        </w:rPr>
+        <w:hyperlink r:id="rId23" w:history="1">
+          <w:r>
+            <w:rPr>
+              <w:rStyle w:val="Hyperlink"/>
+            </w:rPr>
+            <w:t xml:space="preserve">die </w:t>
+          </w:r>
+        </w:hyperlink>
+      </w:r>
+      <w:r>
+        <w:rPr>
+          <w:u w:val="single" w:color="0000ff"/>
+          <w:rFonts w:ascii="Charis SIL Regular" w:hAnsi="Charis SIL Regular" w:eastAsia="Charis SIL Regular"/>
+          <w:b w:val="0"/>
+          <w:i w:val="0"/>
+          <w:color w:val="000000"/>
+          <w:sz w:val="24"/>
+        </w:rPr>
+        <w:hyperlink r:id="rId23" w:history="1">
+          <w:r>
+            <w:rPr>
+              <w:rStyle w:val="Hyperlink"/>
+            </w:rPr>
+            <w:t>t</w:t>
+          </w:r>
+        </w:hyperlink>
+      </w:r>
+      <w:r>
+        <w:rPr>
+          <w:u w:val="single" w:color="0000ff"/>
+          <w:rFonts w:ascii="Charis SIL Regular" w:hAnsi="Charis SIL Regular" w:eastAsia="Charis SIL Regular"/>
+          <w:b w:val="0"/>
+          <w:i w:val="0"/>
+          <w:color w:val="000000"/>
+          <w:sz w:val="24"/>
+        </w:rPr>
+        <w:hyperlink r:id="rId23" w:history="1">
+          <w:r>
+            <w:rPr>
+              <w:rStyle w:val="Hyperlink"/>
+            </w:rPr>
+            <w:t>ijd</w:t>
+          </w:r>
+        </w:hyperlink>
+      </w:r>
+      <w:r>
+        <w:rPr>
+          <w:u w:val="single" w:color="0000ff"/>
+          <w:rFonts w:ascii="Charis SIL Regular" w:hAnsi="Charis SIL Regular" w:eastAsia="Charis SIL Regular"/>
+          <w:b w:val="0"/>
+          <w:i w:val="0"/>
+          <w:color w:val="000000"/>
+          <w:sz w:val="24"/>
+        </w:rPr>
+        <w:hyperlink r:id="rId23" w:history="1">
+          <w:r>
+            <w:rPr>
+              <w:rStyle w:val="Hyperlink"/>
+            </w:rPr>
+            <w:t>. De der</w:t>
+          </w:r>
+        </w:hyperlink>
+      </w:r>
+      <w:r>
+        <w:rPr>
+          <w:rFonts w:ascii="Charis SIL Regular" w:hAnsi="Charis SIL Regular" w:eastAsia="Charis SIL Regular"/>
+          <w:b w:val="0"/>
+          <w:i w:val="0"/>
+          <w:color w:val="000000"/>
+          <w:sz w:val="24"/>
+        </w:rPr>
+        <w:t xml:space="preserve">de en laatste directeur </w:t>
+      </w:r>
+      <w:r>
+        <w:rPr>
+          <w:rFonts w:ascii="Charis SIL Regular" w:hAnsi="Charis SIL Regular" w:eastAsia="Charis SIL Regular"/>
+          <w:b w:val="0"/>
+          <w:i w:val="0"/>
+          <w:color w:val="0000FF"/>
+          <w:sz w:val="24"/>
+          <w:u w:val="single"/>
+        </w:rPr>
+        <w:hyperlink r:id="rId24" w:history="1">
+          <w:r>
+            <w:rPr>
+              <w:rStyle w:val="Hyperlink"/>
+            </w:rPr>
+            <w:t>David</w:t>
+          </w:r>
+        </w:hyperlink>
+      </w:r>
+      <w:r>
+        <w:rPr>
+          <w:rFonts w:ascii="Charis SIL Regular" w:hAnsi="Charis SIL Regular" w:eastAsia="Charis SIL Regular"/>
+          <w:b w:val="0"/>
+          <w:i w:val="0"/>
+          <w:color w:val="0000FF"/>
+          <w:sz w:val="24"/>
+          <w:u w:val="single"/>
+        </w:rPr>
+        <w:t xml:space="preserve"> </w:t>
+      </w:r>
+      <w:r>
+        <w:rPr>
+          <w:rFonts w:ascii="Charis SIL Regular" w:hAnsi="Charis SIL Regular" w:eastAsia="Charis SIL Regular"/>
+          <w:b w:val="0"/>
+          <w:i w:val="0"/>
+          <w:color w:val="0000FF"/>
+          <w:sz w:val="24"/>
+          <w:u w:val="single"/>
+        </w:rPr>
+        <w:hyperlink r:id="rId24" w:history="1">
+          <w:r>
+            <w:rPr>
+              <w:rStyle w:val="Hyperlink"/>
+            </w:rPr>
+            <w:t>van</w:t>
+          </w:r>
+        </w:hyperlink>
+      </w:r>
+      <w:r>
+        <w:rPr>
+          <w:rFonts w:ascii="Charis SIL Regular" w:hAnsi="Charis SIL Regular" w:eastAsia="Charis SIL Regular"/>
+          <w:b w:val="0"/>
+          <w:i w:val="0"/>
+          <w:color w:val="0000FF"/>
+          <w:sz w:val="24"/>
+          <w:u w:val="single"/>
+        </w:rPr>
+        <w:t xml:space="preserve"> </w:t>
+      </w:r>
+      <w:r>
+        <w:rPr>
+          <w:rFonts w:ascii="Charis SIL Regular" w:hAnsi="Charis SIL Regular" w:eastAsia="Charis SIL Regular"/>
+          <w:b w:val="0"/>
+          <w:i w:val="0"/>
+          <w:color w:val="0000FF"/>
+          <w:sz w:val="24"/>
+          <w:u w:val="single"/>
+        </w:rPr>
+        <w:hyperlink r:id="rId24" w:history="1">
+          <w:r>
+            <w:rPr>
+              <w:rStyle w:val="Hyperlink"/>
+            </w:rPr>
             <w:t>der</w:t>
           </w:r>
         </w:hyperlink>
@@ -3221,7 +3363,7 @@
           <w:sz w:val="24"/>
           <w:u w:val="single"/>
         </w:rPr>
-        <w:hyperlink r:id="rId23" w:history="1">
+        <w:hyperlink r:id="rId24" w:history="1">
           <w:r>
             <w:rPr>
               <w:rStyle w:val="Hyperlink"/>
@@ -3249,7 +3391,7 @@
           <w:color w:val="000000"/>
           <w:sz w:val="24"/>
         </w:rPr>
-        <w:hyperlink r:id="rId23" w:history="1">
+        <w:hyperlink r:id="rId24" w:history="1">
           <w:r>
             <w:rPr>
               <w:rStyle w:val="Hyperlink"/>
@@ -3267,7 +3409,7 @@
           <w:color w:val="000000"/>
           <w:sz w:val="24"/>
         </w:rPr>
-        <w:hyperlink r:id="rId23" w:history="1">
+        <w:hyperlink r:id="rId24" w:history="1">
           <w:r>
             <w:rPr>
               <w:rStyle w:val="Hyperlink"/>
@@ -3285,7 +3427,7 @@
           <w:color w:val="000000"/>
           <w:sz w:val="24"/>
         </w:rPr>
-        <w:hyperlink r:id="rId23" w:history="1">
+        <w:hyperlink r:id="rId24" w:history="1">
           <w:r>
             <w:rPr>
               <w:rStyle w:val="Hyperlink"/>
@@ -3314,7 +3456,7 @@
           <w:color w:val="000000"/>
           <w:sz w:val="24"/>
         </w:rPr>
-        <w:hyperlink r:id="rId23" w:history="1">
+        <w:hyperlink r:id="rId24" w:history="1">
           <w:r>
             <w:rPr>
               <w:rStyle w:val="Hyperlink"/>
@@ -3342,7 +3484,7 @@
           <w:sz w:val="24"/>
           <w:u w:val="single"/>
         </w:rPr>
-        <w:hyperlink r:id="rId24" w:history="1">
+        <w:hyperlink r:id="rId25" w:history="1">
           <w:r>
             <w:rPr>
               <w:rStyle w:val="Hyperlink"/>
@@ -3371,7 +3513,7 @@
           <w:sz w:val="24"/>
           <w:u w:val="single"/>
         </w:rPr>
-        <w:hyperlink r:id="rId24" w:history="1">
+        <w:hyperlink r:id="rId25" w:history="1">
           <w:r>
             <w:rPr>
               <w:rStyle w:val="Hyperlink"/>
@@ -3420,7 +3562,7 @@
           <w:color w:val="000000"/>
           <w:sz w:val="24"/>
         </w:rPr>
-        <w:hyperlink r:id="rId24" w:history="1">
+        <w:hyperlink r:id="rId25" w:history="1">
           <w:r>
             <w:rPr>
               <w:rStyle w:val="Hyperlink"/>
@@ -3438,7 +3580,7 @@
           <w:color w:val="000000"/>
           <w:sz w:val="24"/>
         </w:rPr>
-        <w:hyperlink r:id="rId24" w:history="1">
+        <w:hyperlink r:id="rId25" w:history="1">
           <w:r>
             <w:rPr>
               <w:rStyle w:val="Hyperlink"/>
@@ -3509,7 +3651,7 @@
           <w:sz w:val="24"/>
           <w:u w:val="single"/>
         </w:rPr>
-        <w:hyperlink r:id="rId25" w:history="1">
+        <w:hyperlink r:id="rId26" w:history="1">
           <w:r>
             <w:rPr>
               <w:rStyle w:val="Hyperlink"/>
@@ -3556,7 +3698,7 @@
           <w:sz w:val="24"/>
           <w:u w:val="single"/>
         </w:rPr>
-        <w:hyperlink r:id="rId25" w:history="1">
+        <w:hyperlink r:id="rId26" w:history="1">
           <w:r>
             <w:rPr>
               <w:rStyle w:val="Hyperlink"/>
@@ -3585,7 +3727,7 @@
           <w:sz w:val="24"/>
           <w:u w:val="single"/>
         </w:rPr>
-        <w:hyperlink r:id="rId25" w:history="1">
+        <w:hyperlink r:id="rId26" w:history="1">
           <w:r>
             <w:rPr>
               <w:rStyle w:val="Hyperlink"/>
@@ -3613,7 +3755,7 @@
           <w:color w:val="000000"/>
           <w:sz w:val="24"/>
         </w:rPr>
-        <w:hyperlink r:id="rId25" w:history="1">
+        <w:hyperlink r:id="rId26" w:history="1">
           <w:r>
             <w:rPr>
               <w:rStyle w:val="Hyperlink"/>
@@ -3631,7 +3773,7 @@
           <w:color w:val="000000"/>
           <w:sz w:val="24"/>
         </w:rPr>
-        <w:hyperlink r:id="rId25" w:history="1">
+        <w:hyperlink r:id="rId26" w:history="1">
           <w:r>
             <w:rPr>
               <w:rStyle w:val="Hyperlink"/>
@@ -3649,7 +3791,7 @@
           <w:color w:val="000000"/>
           <w:sz w:val="24"/>
         </w:rPr>
-        <w:hyperlink r:id="rId25" w:history="1">
+        <w:hyperlink r:id="rId26" w:history="1">
           <w:r>
             <w:rPr>
               <w:rStyle w:val="Hyperlink"/>
@@ -3727,7 +3869,7 @@
           <w:sz w:val="24"/>
           <w:u w:val="single"/>
         </w:rPr>
-        <w:hyperlink r:id="rId26" w:history="1">
+        <w:hyperlink r:id="rId27" w:history="1">
           <w:r>
             <w:rPr>
               <w:rStyle w:val="Hyperlink"/>
@@ -3756,7 +3898,7 @@
           <w:sz w:val="24"/>
           <w:u w:val="single"/>
         </w:rPr>
-        <w:hyperlink r:id="rId26" w:history="1">
+        <w:hyperlink r:id="rId27" w:history="1">
           <w:r>
             <w:rPr>
               <w:rStyle w:val="Hyperlink"/>
@@ -3794,7 +3936,7 @@
           <w:color w:val="000000"/>
           <w:sz w:val="24"/>
         </w:rPr>
-        <w:hyperlink r:id="rId26" w:history="1">
+        <w:hyperlink r:id="rId27" w:history="1">
           <w:r>
             <w:rPr>
               <w:rStyle w:val="Hyperlink"/>
@@ -3812,7 +3954,7 @@
           <w:color w:val="000000"/>
           <w:sz w:val="24"/>
         </w:rPr>
-        <w:hyperlink r:id="rId26" w:history="1">
+        <w:hyperlink r:id="rId27" w:history="1">
           <w:r>
             <w:rPr>
               <w:rStyle w:val="Hyperlink"/>
@@ -3850,7 +3992,7 @@
           <w:sz w:val="24"/>
           <w:u w:val="single"/>
         </w:rPr>
-        <w:hyperlink r:id="rId27" w:history="1">
+        <w:hyperlink r:id="rId28" w:history="1">
           <w:r>
             <w:rPr>
               <w:rStyle w:val="Hyperlink"/>
@@ -3888,7 +4030,7 @@
           <w:color w:val="000000"/>
           <w:sz w:val="24"/>
         </w:rPr>
-        <w:hyperlink r:id="rId27" w:history="1">
+        <w:hyperlink r:id="rId28" w:history="1">
           <w:r>
             <w:rPr>
               <w:rStyle w:val="Hyperlink"/>
@@ -4149,7 +4291,7 @@
           <w:sz w:val="24"/>
           <w:u w:val="single"/>
         </w:rPr>
-        <w:t>Ethnografisch Museu</w:t>
+        <w:t>Ethnografisch Muse</w:t>
       </w:r>
       <w:r>
         <w:rPr>
@@ -4160,7 +4302,7 @@
           <w:sz w:val="24"/>
           <w:u w:val="single"/>
         </w:rPr>
-        <w:t>m Arti</w:t>
+        <w:t>u</w:t>
       </w:r>
       <w:r>
         <w:rPr>
@@ -4169,8 +4311,9 @@
           <w:i w:val="0"/>
           <w:color w:val="0000FF"/>
           <w:sz w:val="24"/>
-        </w:rPr>
-        <w:t>s</w:t>
+          <w:u w:val="single"/>
+        </w:rPr>
+        <w:t>m Artis</w:t>
       </w:r>
       <w:r>
         <w:br/>
@@ -4373,7 +4516,7 @@
           <w:color w:val="0000FF"/>
           <w:sz w:val="24"/>
         </w:rPr>
-        <w:hyperlink r:id="rId28" w:history="1">
+        <w:hyperlink r:id="rId29" w:history="1">
           <w:r>
             <w:rPr>
               <w:rStyle w:val="Hyperlink"/>
@@ -4390,7 +4533,7 @@
           <w:color w:val="0000FF"/>
           <w:sz w:val="24"/>
         </w:rPr>
-        <w:hyperlink r:id="rId28" w:history="1">
+        <w:hyperlink r:id="rId29" w:history="1">
           <w:r>
             <w:rPr>
               <w:rStyle w:val="Hyperlink"/>
@@ -4508,7 +4651,7 @@
           <w:sz w:val="24"/>
           <w:u w:val="single"/>
         </w:rPr>
-        <w:hyperlink r:id="rId29" w:history="1">
+        <w:hyperlink r:id="rId30" w:history="1">
           <w:r>
             <w:rPr>
               <w:rStyle w:val="Hyperlink"/>
@@ -4526,7 +4669,7 @@
           <w:sz w:val="24"/>
           <w:u w:val="single"/>
         </w:rPr>
-        <w:hyperlink r:id="rId29" w:history="1">
+        <w:hyperlink r:id="rId30" w:history="1">
           <w:r>
             <w:rPr>
               <w:rStyle w:val="Hyperlink"/>
@@ -4544,7 +4687,7 @@
           <w:sz w:val="24"/>
           <w:u w:val="single"/>
         </w:rPr>
-        <w:hyperlink r:id="rId29" w:history="1">
+        <w:hyperlink r:id="rId30" w:history="1">
           <w:r>
             <w:rPr>
               <w:rStyle w:val="Hyperlink"/>
@@ -4562,7 +4705,7 @@
           <w:sz w:val="24"/>
           <w:u w:val="single"/>
         </w:rPr>
-        <w:hyperlink r:id="rId29" w:history="1">
+        <w:hyperlink r:id="rId30" w:history="1">
           <w:r>
             <w:rPr>
               <w:rStyle w:val="Hyperlink"/>
@@ -4580,7 +4723,7 @@
           <w:sz w:val="24"/>
           <w:u w:val="single"/>
         </w:rPr>
-        <w:hyperlink r:id="rId29" w:history="1">
+        <w:hyperlink r:id="rId30" w:history="1">
           <w:r>
             <w:rPr>
               <w:rStyle w:val="Hyperlink"/>
@@ -4598,7 +4741,7 @@
           <w:sz w:val="24"/>
           <w:u w:val="single"/>
         </w:rPr>
-        <w:hyperlink r:id="rId29" w:history="1">
+        <w:hyperlink r:id="rId30" w:history="1">
           <w:r>
             <w:rPr>
               <w:rStyle w:val="Hyperlink"/>
@@ -4616,7 +4759,7 @@
           <w:sz w:val="24"/>
           <w:u w:val="single"/>
         </w:rPr>
-        <w:hyperlink r:id="rId29" w:history="1">
+        <w:hyperlink r:id="rId30" w:history="1">
           <w:r>
             <w:rPr>
               <w:rStyle w:val="Hyperlink"/>
@@ -4634,7 +4777,7 @@
           <w:sz w:val="24"/>
           <w:u w:val="single"/>
         </w:rPr>
-        <w:hyperlink r:id="rId29" w:history="1">
+        <w:hyperlink r:id="rId30" w:history="1">
           <w:r>
             <w:rPr>
               <w:rStyle w:val="Hyperlink"/>
@@ -4652,7 +4795,7 @@
           <w:sz w:val="24"/>
           <w:u w:val="single"/>
         </w:rPr>
-        <w:hyperlink r:id="rId29" w:history="1">
+        <w:hyperlink r:id="rId30" w:history="1">
           <w:r>
             <w:rPr>
               <w:rStyle w:val="Hyperlink"/>
@@ -4812,7 +4955,7 @@
           <w:sz w:val="24"/>
           <w:u w:val="single"/>
         </w:rPr>
-        <w:hyperlink r:id="rId30" w:history="1">
+        <w:hyperlink r:id="rId31" w:history="1">
           <w:r>
             <w:rPr>
               <w:rStyle w:val="Hyperlink"/>
@@ -4830,7 +4973,7 @@
           <w:sz w:val="24"/>
           <w:u w:val="single"/>
         </w:rPr>
-        <w:hyperlink r:id="rId30" w:history="1">
+        <w:hyperlink r:id="rId31" w:history="1">
           <w:r>
             <w:rPr>
               <w:rStyle w:val="Hyperlink"/>
@@ -4848,7 +4991,7 @@
           <w:sz w:val="24"/>
           <w:u w:val="single"/>
         </w:rPr>
-        <w:hyperlink r:id="rId30" w:history="1">
+        <w:hyperlink r:id="rId31" w:history="1">
           <w:r>
             <w:rPr>
               <w:rStyle w:val="Hyperlink"/>
@@ -4866,7 +5009,7 @@
           <w:sz w:val="24"/>
           <w:u w:val="single"/>
         </w:rPr>
-        <w:hyperlink r:id="rId30" w:history="1">
+        <w:hyperlink r:id="rId31" w:history="1">
           <w:r>
             <w:rPr>
               <w:rStyle w:val="Hyperlink"/>
@@ -4884,7 +5027,7 @@
           <w:sz w:val="24"/>
           <w:u w:val="single"/>
         </w:rPr>
-        <w:hyperlink r:id="rId30" w:history="1">
+        <w:hyperlink r:id="rId31" w:history="1">
           <w:r>
             <w:rPr>
               <w:rStyle w:val="Hyperlink"/>
@@ -4902,7 +5045,7 @@
           <w:sz w:val="24"/>
           <w:u w:val="single"/>
         </w:rPr>
-        <w:hyperlink r:id="rId30" w:history="1">
+        <w:hyperlink r:id="rId31" w:history="1">
           <w:r>
             <w:rPr>
               <w:rStyle w:val="Hyperlink"/>
@@ -4920,7 +5063,7 @@
           <w:sz w:val="24"/>
           <w:u w:val="single"/>
         </w:rPr>
-        <w:hyperlink r:id="rId30" w:history="1">
+        <w:hyperlink r:id="rId31" w:history="1">
           <w:r>
             <w:rPr>
               <w:rStyle w:val="Hyperlink"/>
@@ -5028,7 +5171,7 @@
           <w:sz w:val="24"/>
           <w:u w:val="single"/>
         </w:rPr>
-        <w:hyperlink r:id="rId31" w:history="1">
+        <w:hyperlink r:id="rId32" w:history="1">
           <w:r>
             <w:rPr>
               <w:rStyle w:val="Hyperlink"/>
@@ -5046,7 +5189,7 @@
           <w:sz w:val="24"/>
           <w:u w:val="single"/>
         </w:rPr>
-        <w:hyperlink r:id="rId31" w:history="1">
+        <w:hyperlink r:id="rId32" w:history="1">
           <w:r>
             <w:rPr>
               <w:rStyle w:val="Hyperlink"/>
@@ -5064,7 +5207,7 @@
           <w:sz w:val="24"/>
           <w:u w:val="single"/>
         </w:rPr>
-        <w:hyperlink r:id="rId31" w:history="1">
+        <w:hyperlink r:id="rId32" w:history="1">
           <w:r>
             <w:rPr>
               <w:rStyle w:val="Hyperlink"/>
@@ -5082,7 +5225,7 @@
           <w:sz w:val="24"/>
           <w:u w:val="single"/>
         </w:rPr>
-        <w:hyperlink r:id="rId31" w:history="1">
+        <w:hyperlink r:id="rId32" w:history="1">
           <w:r>
             <w:rPr>
               <w:rStyle w:val="Hyperlink"/>
@@ -5100,7 +5243,7 @@
           <w:sz w:val="24"/>
           <w:u w:val="single"/>
         </w:rPr>
-        <w:hyperlink r:id="rId31" w:history="1">
+        <w:hyperlink r:id="rId32" w:history="1">
           <w:r>
             <w:rPr>
               <w:rStyle w:val="Hyperlink"/>
@@ -5118,7 +5261,7 @@
           <w:sz w:val="24"/>
           <w:u w:val="single"/>
         </w:rPr>
-        <w:hyperlink r:id="rId31" w:history="1">
+        <w:hyperlink r:id="rId32" w:history="1">
           <w:r>
             <w:rPr>
               <w:rStyle w:val="Hyperlink"/>
@@ -5136,7 +5279,7 @@
           <w:sz w:val="24"/>
           <w:u w:val="single"/>
         </w:rPr>
-        <w:hyperlink r:id="rId31" w:history="1">
+        <w:hyperlink r:id="rId32" w:history="1">
           <w:r>
             <w:rPr>
               <w:rStyle w:val="Hyperlink"/>
@@ -5154,7 +5297,7 @@
           <w:sz w:val="24"/>
           <w:u w:val="single"/>
         </w:rPr>
-        <w:hyperlink r:id="rId31" w:history="1">
+        <w:hyperlink r:id="rId32" w:history="1">
           <w:r>
             <w:rPr>
               <w:rStyle w:val="Hyperlink"/>
@@ -5171,7 +5314,7 @@
           <w:color w:val="0000FF"/>
           <w:sz w:val="24"/>
         </w:rPr>
-        <w:hyperlink r:id="rId31" w:history="1">
+        <w:hyperlink r:id="rId32" w:history="1">
           <w:r>
             <w:rPr>
               <w:rStyle w:val="Hyperlink"/>
@@ -5187,20 +5330,19 @@
           <w:i w:val="0"/>
           <w:color w:val="0000FF"/>
           <w:sz w:val="24"/>
+        </w:rPr>
+        <w:t>/</w:t>
+      </w:r>
+      <w:r>
+        <w:rPr>
+          <w:rFonts w:ascii="Charis SIL Regular" w:hAnsi="Charis SIL Regular" w:eastAsia="Charis SIL Regular"/>
+          <w:b w:val="0"/>
+          <w:i w:val="0"/>
+          <w:color w:val="0000FF"/>
+          <w:sz w:val="24"/>
           <w:u w:val="single"/>
         </w:rPr>
-        <w:t>/</w:t>
-      </w:r>
-      <w:r>
-        <w:rPr>
-          <w:rFonts w:ascii="Charis SIL Regular" w:hAnsi="Charis SIL Regular" w:eastAsia="Charis SIL Regular"/>
-          <w:b w:val="0"/>
-          <w:i w:val="0"/>
-          <w:color w:val="0000FF"/>
-          <w:sz w:val="24"/>
-          <w:u w:val="single"/>
-        </w:rPr>
-        <w:hyperlink r:id="rId31" w:history="1">
+        <w:hyperlink r:id="rId32" w:history="1">
           <w:r>
             <w:rPr>
               <w:rStyle w:val="Hyperlink"/>
@@ -5218,7 +5360,7 @@
           <w:sz w:val="24"/>
           <w:u w:val="single"/>
         </w:rPr>
-        <w:hyperlink r:id="rId31" w:history="1">
+        <w:hyperlink r:id="rId32" w:history="1">
           <w:r>
             <w:rPr>
               <w:rStyle w:val="Hyperlink"/>
@@ -5325,7 +5467,7 @@
           <w:color w:val="0000FF"/>
           <w:sz w:val="24"/>
         </w:rPr>
-        <w:hyperlink r:id="rId32" w:history="1">
+        <w:hyperlink r:id="rId33" w:history="1">
           <w:r>
             <w:rPr>
               <w:rStyle w:val="Hyperlink"/>
@@ -5342,7 +5484,7 @@
           <w:color w:val="0000FF"/>
           <w:sz w:val="24"/>
         </w:rPr>
-        <w:hyperlink r:id="rId32" w:history="1">
+        <w:hyperlink r:id="rId33" w:history="1">
           <w:r>
             <w:rPr>
               <w:rStyle w:val="Hyperlink"/>
@@ -5452,7 +5594,7 @@
           <w:color w:val="0000FF"/>
           <w:sz w:val="24"/>
         </w:rPr>
-        <w:hyperlink r:id="rId33" w:history="1">
+        <w:hyperlink r:id="rId34" w:history="1">
           <w:r>
             <w:rPr>
               <w:rStyle w:val="Hyperlink"/>
@@ -5469,7 +5611,7 @@
           <w:color w:val="0000FF"/>
           <w:sz w:val="24"/>
         </w:rPr>
-        <w:hyperlink r:id="rId33" w:history="1">
+        <w:hyperlink r:id="rId34" w:history="1">
           <w:r>
             <w:rPr>
               <w:rStyle w:val="Hyperlink"/>
@@ -5586,7 +5728,7 @@
           <w:color w:val="0000FF"/>
           <w:sz w:val="24"/>
         </w:rPr>
-        <w:hyperlink r:id="rId34" w:history="1">
+        <w:hyperlink r:id="rId35" w:history="1">
           <w:r>
             <w:rPr>
               <w:rStyle w:val="Hyperlink"/>
@@ -5603,7 +5745,7 @@
           <w:color w:val="0000FF"/>
           <w:sz w:val="24"/>
         </w:rPr>
-        <w:hyperlink r:id="rId34" w:history="1">
+        <w:hyperlink r:id="rId35" w:history="1">
           <w:r>
             <w:rPr>
               <w:rStyle w:val="Hyperlink"/>
@@ -5763,7 +5905,7 @@
           <w:sz w:val="24"/>
           <w:u w:val="single"/>
         </w:rPr>
-        <w:hyperlink r:id="rId24" w:history="1">
+        <w:hyperlink r:id="rId25" w:history="1">
           <w:r>
             <w:rPr>
               <w:rStyle w:val="Hyperlink"/>
@@ -5781,7 +5923,7 @@
           <w:sz w:val="24"/>
           <w:u w:val="single"/>
         </w:rPr>
-        <w:hyperlink r:id="rId24" w:history="1">
+        <w:hyperlink r:id="rId25" w:history="1">
           <w:r>
             <w:rPr>
               <w:rStyle w:val="Hyperlink"/>
@@ -5799,7 +5941,7 @@
           <w:sz w:val="24"/>
           <w:u w:val="single"/>
         </w:rPr>
-        <w:hyperlink r:id="rId24" w:history="1">
+        <w:hyperlink r:id="rId25" w:history="1">
           <w:r>
             <w:rPr>
               <w:rStyle w:val="Hyperlink"/>
@@ -5817,7 +5959,7 @@
           <w:sz w:val="24"/>
           <w:u w:val="single"/>
         </w:rPr>
-        <w:hyperlink r:id="rId24" w:history="1">
+        <w:hyperlink r:id="rId25" w:history="1">
           <w:r>
             <w:rPr>
               <w:rStyle w:val="Hyperlink"/>
@@ -5845,7 +5987,7 @@
           <w:sz w:val="24"/>
           <w:u w:val="single"/>
         </w:rPr>
-        <w:hyperlink r:id="rId24" w:history="1">
+        <w:hyperlink r:id="rId25" w:history="1">
           <w:r>
             <w:rPr>
               <w:rStyle w:val="Hyperlink"/>
@@ -5863,7 +6005,7 @@
           <w:sz w:val="24"/>
           <w:u w:val="single"/>
         </w:rPr>
-        <w:hyperlink r:id="rId24" w:history="1">
+        <w:hyperlink r:id="rId25" w:history="1">
           <w:r>
             <w:rPr>
               <w:rStyle w:val="Hyperlink"/>
@@ -5892,7 +6034,7 @@
           <w:sz w:val="24"/>
           <w:u w:val="single"/>
         </w:rPr>
-        <w:hyperlink r:id="rId24" w:history="1">
+        <w:hyperlink r:id="rId25" w:history="1">
           <w:r>
             <w:rPr>
               <w:rStyle w:val="Hyperlink"/>
@@ -6000,7 +6142,7 @@
           <w:sz w:val="24"/>
           <w:u w:val="single"/>
         </w:rPr>
-        <w:hyperlink r:id="rId35" w:history="1">
+        <w:hyperlink r:id="rId36" w:history="1">
           <w:r>
             <w:rPr>
               <w:rStyle w:val="Hyperlink"/>
@@ -6018,7 +6160,7 @@
           <w:sz w:val="24"/>
           <w:u w:val="single"/>
         </w:rPr>
-        <w:hyperlink r:id="rId35" w:history="1">
+        <w:hyperlink r:id="rId36" w:history="1">
           <w:r>
             <w:rPr>
               <w:rStyle w:val="Hyperlink"/>
@@ -6036,7 +6178,7 @@
           <w:sz w:val="24"/>
           <w:u w:val="single"/>
         </w:rPr>
-        <w:hyperlink r:id="rId35" w:history="1">
+        <w:hyperlink r:id="rId36" w:history="1">
           <w:r>
             <w:rPr>
               <w:rStyle w:val="Hyperlink"/>
@@ -6054,7 +6196,7 @@
           <w:sz w:val="24"/>
           <w:u w:val="single"/>
         </w:rPr>
-        <w:hyperlink r:id="rId35" w:history="1">
+        <w:hyperlink r:id="rId36" w:history="1">
           <w:r>
             <w:rPr>
               <w:rStyle w:val="Hyperlink"/>
@@ -6072,7 +6214,7 @@
           <w:sz w:val="24"/>
           <w:u w:val="single"/>
         </w:rPr>
-        <w:hyperlink r:id="rId35" w:history="1">
+        <w:hyperlink r:id="rId36" w:history="1">
           <w:r>
             <w:rPr>
               <w:rStyle w:val="Hyperlink"/>
@@ -6090,7 +6232,7 @@
           <w:sz w:val="24"/>
           <w:u w:val="single"/>
         </w:rPr>
-        <w:hyperlink r:id="rId35" w:history="1">
+        <w:hyperlink r:id="rId36" w:history="1">
           <w:r>
             <w:rPr>
               <w:rStyle w:val="Hyperlink"/>
@@ -6118,7 +6260,7 @@
           <w:sz w:val="24"/>
           <w:u w:val="single"/>
         </w:rPr>
-        <w:hyperlink r:id="rId36" w:history="1">
+        <w:hyperlink r:id="rId37" w:history="1">
           <w:r>
             <w:rPr>
               <w:rStyle w:val="Hyperlink"/>
@@ -6136,7 +6278,7 @@
           <w:sz w:val="24"/>
           <w:u w:val="single"/>
         </w:rPr>
-        <w:hyperlink r:id="rId35" w:history="1">
+        <w:hyperlink r:id="rId36" w:history="1">
           <w:r>
             <w:rPr>
               <w:rStyle w:val="Hyperlink"/>
@@ -6154,7 +6296,7 @@
           <w:sz w:val="24"/>
           <w:u w:val="single"/>
         </w:rPr>
-        <w:hyperlink r:id="rId35" w:history="1">
+        <w:hyperlink r:id="rId36" w:history="1">
           <w:r>
             <w:rPr>
               <w:rStyle w:val="Hyperlink"/>
@@ -6282,7 +6424,7 @@
           <w:sz w:val="24"/>
           <w:u w:val="single"/>
         </w:rPr>
-        <w:hyperlink r:id="rId37" w:history="1">
+        <w:hyperlink r:id="rId38" w:history="1">
           <w:r>
             <w:rPr>
               <w:rStyle w:val="Hyperlink"/>
@@ -6300,7 +6442,7 @@
           <w:sz w:val="24"/>
           <w:u w:val="single"/>
         </w:rPr>
-        <w:hyperlink r:id="rId37" w:history="1">
+        <w:hyperlink r:id="rId38" w:history="1">
           <w:r>
             <w:rPr>
               <w:rStyle w:val="Hyperlink"/>
@@ -6318,7 +6460,7 @@
           <w:sz w:val="24"/>
           <w:u w:val="single"/>
         </w:rPr>
-        <w:hyperlink r:id="rId37" w:history="1">
+        <w:hyperlink r:id="rId38" w:history="1">
           <w:r>
             <w:rPr>
               <w:rStyle w:val="Hyperlink"/>
@@ -6336,7 +6478,7 @@
           <w:sz w:val="24"/>
           <w:u w:val="single"/>
         </w:rPr>
-        <w:hyperlink r:id="rId37" w:history="1">
+        <w:hyperlink r:id="rId38" w:history="1">
           <w:r>
             <w:rPr>
               <w:rStyle w:val="Hyperlink"/>
@@ -6364,7 +6506,7 @@
           <w:sz w:val="24"/>
           <w:u w:val="single"/>
         </w:rPr>
-        <w:hyperlink r:id="rId38" w:history="1">
+        <w:hyperlink r:id="rId39" w:history="1">
           <w:r>
             <w:rPr>
               <w:rStyle w:val="Hyperlink"/>
@@ -6393,7 +6535,7 @@
           <w:sz w:val="24"/>
           <w:u w:val="single"/>
         </w:rPr>
-        <w:hyperlink r:id="rId38" w:history="1">
+        <w:hyperlink r:id="rId39" w:history="1">
           <w:r>
             <w:rPr>
               <w:rStyle w:val="Hyperlink"/>
@@ -6521,7 +6663,7 @@
           <w:sz w:val="24"/>
           <w:u w:val="single"/>
         </w:rPr>
-        <w:hyperlink r:id="rId39" w:history="1">
+        <w:hyperlink r:id="rId40" w:history="1">
           <w:r>
             <w:rPr>
               <w:rStyle w:val="Hyperlink"/>
@@ -6539,7 +6681,7 @@
           <w:sz w:val="24"/>
           <w:u w:val="single"/>
         </w:rPr>
-        <w:hyperlink r:id="rId39" w:history="1">
+        <w:hyperlink r:id="rId40" w:history="1">
           <w:r>
             <w:rPr>
               <w:rStyle w:val="Hyperlink"/>
@@ -6567,7 +6709,7 @@
           <w:sz w:val="24"/>
           <w:u w:val="single"/>
         </w:rPr>
-        <w:hyperlink r:id="rId40" w:history="1">
+        <w:hyperlink r:id="rId41" w:history="1">
           <w:r>
             <w:rPr>
               <w:rStyle w:val="Hyperlink"/>
@@ -6596,7 +6738,7 @@
           <w:sz w:val="24"/>
           <w:u w:val="single"/>
         </w:rPr>
-        <w:hyperlink r:id="rId40" w:history="1">
+        <w:hyperlink r:id="rId41" w:history="1">
           <w:r>
             <w:rPr>
               <w:rStyle w:val="Hyperlink"/>
@@ -6624,7 +6766,7 @@
           <w:sz w:val="24"/>
           <w:u w:val="single"/>
         </w:rPr>
-        <w:hyperlink r:id="rId41" w:history="1">
+        <w:hyperlink r:id="rId42" w:history="1">
           <w:r>
             <w:rPr>
               <w:rStyle w:val="Hyperlink"/>
@@ -6642,7 +6784,7 @@
           <w:sz w:val="24"/>
           <w:u w:val="single"/>
         </w:rPr>
-        <w:hyperlink r:id="rId41" w:history="1">
+        <w:hyperlink r:id="rId42" w:history="1">
           <w:r>
             <w:rPr>
               <w:rStyle w:val="Hyperlink"/>
@@ -6660,7 +6802,7 @@
           <w:sz w:val="24"/>
           <w:u w:val="single"/>
         </w:rPr>
-        <w:hyperlink r:id="rId41" w:history="1">
+        <w:hyperlink r:id="rId42" w:history="1">
           <w:r>
             <w:rPr>
               <w:rStyle w:val="Hyperlink"/>
@@ -6791,7 +6933,7 @@
           <w:sz w:val="24"/>
           <w:u w:val="single"/>
         </w:rPr>
-        <w:hyperlink r:id="rId42" w:history="1">
+        <w:hyperlink r:id="rId43" w:history="1">
           <w:r>
             <w:rPr>
               <w:rStyle w:val="Hyperlink"/>
@@ -6809,7 +6951,7 @@
           <w:sz w:val="24"/>
           <w:u w:val="single"/>
         </w:rPr>
-        <w:hyperlink r:id="rId42" w:history="1">
+        <w:hyperlink r:id="rId43" w:history="1">
           <w:r>
             <w:rPr>
               <w:rStyle w:val="Hyperlink"/>
@@ -6827,7 +6969,7 @@
           <w:sz w:val="24"/>
           <w:u w:val="single"/>
         </w:rPr>
-        <w:hyperlink r:id="rId42" w:history="1">
+        <w:hyperlink r:id="rId43" w:history="1">
           <w:r>
             <w:rPr>
               <w:rStyle w:val="Hyperlink"/>
@@ -6845,7 +6987,7 @@
           <w:sz w:val="24"/>
           <w:u w:val="single"/>
         </w:rPr>
-        <w:hyperlink r:id="rId42" w:history="1">
+        <w:hyperlink r:id="rId43" w:history="1">
           <w:r>
             <w:rPr>
               <w:rStyle w:val="Hyperlink"/>
@@ -6963,7 +7105,7 @@
           <w:sz w:val="24"/>
           <w:u w:val="single"/>
         </w:rPr>
-        <w:hyperlink r:id="rId43" w:history="1">
+        <w:hyperlink r:id="rId44" w:history="1">
           <w:r>
             <w:rPr>
               <w:rStyle w:val="Hyperlink"/>
@@ -6981,7 +7123,7 @@
           <w:sz w:val="24"/>
           <w:u w:val="single"/>
         </w:rPr>
-        <w:hyperlink r:id="rId43" w:history="1">
+        <w:hyperlink r:id="rId44" w:history="1">
           <w:r>
             <w:rPr>
               <w:rStyle w:val="Hyperlink"/>
@@ -6999,7 +7141,7 @@
           <w:sz w:val="24"/>
           <w:u w:val="single"/>
         </w:rPr>
-        <w:hyperlink r:id="rId43" w:history="1">
+        <w:hyperlink r:id="rId44" w:history="1">
           <w:r>
             <w:rPr>
               <w:rStyle w:val="Hyperlink"/>
@@ -7017,7 +7159,7 @@
           <w:sz w:val="24"/>
           <w:u w:val="single"/>
         </w:rPr>
-        <w:hyperlink r:id="rId43" w:history="1">
+        <w:hyperlink r:id="rId44" w:history="1">
           <w:r>
             <w:rPr>
               <w:rStyle w:val="Hyperlink"/>
@@ -7074,7 +7216,7 @@
           <w:sz w:val="24"/>
           <w:u w:val="single"/>
         </w:rPr>
-        <w:hyperlink r:id="rId44" w:history="1">
+        <w:hyperlink r:id="rId45" w:history="1">
           <w:r>
             <w:rPr>
               <w:rStyle w:val="Hyperlink"/>
@@ -7103,7 +7245,7 @@
           <w:sz w:val="24"/>
           <w:u w:val="single"/>
         </w:rPr>
-        <w:hyperlink r:id="rId44" w:history="1">
+        <w:hyperlink r:id="rId45" w:history="1">
           <w:r>
             <w:rPr>
               <w:rStyle w:val="Hyperlink"/>
@@ -7131,7 +7273,7 @@
           <w:sz w:val="24"/>
           <w:u w:val="single"/>
         </w:rPr>
-        <w:hyperlink r:id="rId45" w:history="1">
+        <w:hyperlink r:id="rId46" w:history="1">
           <w:r>
             <w:rPr>
               <w:rStyle w:val="Hyperlink"/>
@@ -7160,7 +7302,7 @@
           <w:sz w:val="24"/>
           <w:u w:val="single"/>
         </w:rPr>
-        <w:hyperlink r:id="rId45" w:history="1">
+        <w:hyperlink r:id="rId46" w:history="1">
           <w:r>
             <w:rPr>
               <w:rStyle w:val="Hyperlink"/>

--- a/EXPORTS/DOCX/published/niveau3/Dutch/KKZ.docx
+++ b/EXPORTS/DOCX/published/niveau3/Dutch/KKZ.docx
@@ -1654,6 +1654,7 @@
           <w:i w:val="0"/>
           <w:color w:val="0000FF"/>
           <w:sz w:val="24"/>
+          <w:u w:val="single"/>
         </w:rPr>
         <w:t>Rijksmu</w:t>
       </w:r>
@@ -1875,6 +1876,7 @@
           <w:i w:val="0"/>
           <w:color w:val="0000FF"/>
           <w:sz w:val="24"/>
+          <w:u w:val="single"/>
         </w:rPr>
         <w:hyperlink r:id="rId16" w:history="1">
           <w:r>
@@ -1952,7 +1954,7 @@
           <w:sz w:val="24"/>
           <w:u w:val="single"/>
         </w:rPr>
-        <w:hyperlink r:id="rId17" w:history="1">
+        <w:hyperlink r:id="rId16" w:history="1">
           <w:r>
             <w:rPr>
               <w:rStyle w:val="Hyperlink"/>
@@ -2179,7 +2181,7 @@
           <w:sz w:val="24"/>
           <w:u w:val="single"/>
         </w:rPr>
-        <w:hyperlink r:id="rId16" w:history="1">
+        <w:hyperlink r:id="rId18" w:history="1">
           <w:r>
             <w:rPr>
               <w:rStyle w:val="Hyperlink"/>
@@ -2208,7 +2210,7 @@
           <w:sz w:val="24"/>
           <w:u w:val="single"/>
         </w:rPr>
-        <w:hyperlink r:id="rId16" w:history="1">
+        <w:hyperlink r:id="rId18" w:history="1">
           <w:r>
             <w:rPr>
               <w:rStyle w:val="Hyperlink"/>
@@ -2219,6 +2221,7 @@
       </w:r>
       <w:r>
         <w:rPr>
+          <w:u w:val="single" w:color="0000ff"/>
           <w:rFonts w:ascii="Charis SIL Regular" w:hAnsi="Charis SIL Regular" w:eastAsia="Charis SIL Regular"/>
           <w:b w:val="0"/>
           <w:i w:val="0"/>
@@ -2236,7 +2239,7 @@
           <w:sz w:val="24"/>
           <w:u w:val="single"/>
         </w:rPr>
-        <w:hyperlink r:id="rId16" w:history="1">
+        <w:hyperlink r:id="rId19" w:history="1">
           <w:r>
             <w:rPr>
               <w:rStyle w:val="Hyperlink"/>
@@ -2328,7 +2331,6 @@
           <w:i w:val="0"/>
           <w:color w:val="0000FF"/>
           <w:sz w:val="24"/>
-          <w:u w:val="single"/>
         </w:rPr>
         <w:hyperlink r:id="rId19" w:history="1">
           <w:r>
@@ -2669,14 +2671,20 @@
       </w:r>
       <w:r>
         <w:rPr>
-          <w:u w:val="single" w:color="0000ff"/>
           <w:rFonts w:ascii="Charis SIL Regular" w:hAnsi="Charis SIL Regular" w:eastAsia="Charis SIL Regular"/>
           <w:b w:val="0"/>
           <w:i w:val="0"/>
           <w:color w:val="000000"/>
           <w:sz w:val="24"/>
         </w:rPr>
-        <w:t xml:space="preserve">n het </w:t>
+        <w:hyperlink r:id="rId19" w:history="1">
+          <w:r>
+            <w:rPr>
+              <w:rStyle w:val="Hyperlink"/>
+            </w:rPr>
+            <w:t xml:space="preserve">n het </w:t>
+          </w:r>
+        </w:hyperlink>
       </w:r>
       <w:r>
         <w:rPr>
@@ -2716,7 +2724,7 @@
           <w:sz w:val="24"/>
           <w:u w:val="single"/>
         </w:rPr>
-        <w:hyperlink r:id="rId21" w:history="1">
+        <w:hyperlink r:id="rId19" w:history="1">
           <w:r>
             <w:rPr>
               <w:rStyle w:val="Hyperlink"/>
@@ -2734,7 +2742,7 @@
           <w:sz w:val="24"/>
           <w:u w:val="single"/>
         </w:rPr>
-        <w:hyperlink r:id="rId21" w:history="1">
+        <w:hyperlink r:id="rId19" w:history="1">
           <w:r>
             <w:rPr>
               <w:rStyle w:val="Hyperlink"/>
@@ -2752,7 +2760,7 @@
           <w:sz w:val="24"/>
           <w:u w:val="single"/>
         </w:rPr>
-        <w:hyperlink r:id="rId21" w:history="1">
+        <w:hyperlink r:id="rId19" w:history="1">
           <w:r>
             <w:rPr>
               <w:rStyle w:val="Hyperlink"/>
@@ -2770,7 +2778,7 @@
           <w:sz w:val="24"/>
           <w:u w:val="single"/>
         </w:rPr>
-        <w:hyperlink r:id="rId21" w:history="1">
+        <w:hyperlink r:id="rId19" w:history="1">
           <w:r>
             <w:rPr>
               <w:rStyle w:val="Hyperlink"/>
@@ -2788,7 +2796,7 @@
           <w:sz w:val="24"/>
           <w:u w:val="single"/>
         </w:rPr>
-        <w:hyperlink r:id="rId21" w:history="1">
+        <w:hyperlink r:id="rId19" w:history="1">
           <w:r>
             <w:rPr>
               <w:rStyle w:val="Hyperlink"/>
@@ -2864,7 +2872,7 @@
           <w:sz w:val="24"/>
           <w:u w:val="single"/>
         </w:rPr>
-        <w:hyperlink r:id="rId22" w:history="1">
+        <w:hyperlink r:id="rId21" w:history="1">
           <w:r>
             <w:rPr>
               <w:rStyle w:val="Hyperlink"/>
@@ -2872,6 +2880,121 @@
             <w:t xml:space="preserve">Reinier </w:t>
           </w:r>
         </w:hyperlink>
+      </w:r>
+      <w:r>
+        <w:rPr>
+          <w:rFonts w:ascii="Charis SIL Regular" w:hAnsi="Charis SIL Regular" w:eastAsia="Charis SIL Regular"/>
+          <w:b w:val="0"/>
+          <w:i w:val="0"/>
+          <w:color w:val="0000FF"/>
+          <w:sz w:val="24"/>
+          <w:u w:val="single"/>
+        </w:rPr>
+        <w:hyperlink r:id="rId21" w:history="1">
+          <w:r>
+            <w:rPr>
+              <w:rStyle w:val="Hyperlink"/>
+            </w:rPr>
+            <w:t>van</w:t>
+          </w:r>
+        </w:hyperlink>
+      </w:r>
+      <w:r>
+        <w:rPr>
+          <w:rFonts w:ascii="Charis SIL Regular" w:hAnsi="Charis SIL Regular" w:eastAsia="Charis SIL Regular"/>
+          <w:b w:val="0"/>
+          <w:i w:val="0"/>
+          <w:color w:val="0000FF"/>
+          <w:sz w:val="24"/>
+          <w:u w:val="single"/>
+        </w:rPr>
+        <w:t xml:space="preserve"> </w:t>
+      </w:r>
+      <w:r>
+        <w:rPr>
+          <w:rFonts w:ascii="Charis SIL Regular" w:hAnsi="Charis SIL Regular" w:eastAsia="Charis SIL Regular"/>
+          <w:b w:val="0"/>
+          <w:i w:val="0"/>
+          <w:color w:val="0000FF"/>
+          <w:sz w:val="24"/>
+          <w:u w:val="single"/>
+        </w:rPr>
+        <w:hyperlink r:id="rId21" w:history="1">
+          <w:r>
+            <w:rPr>
+              <w:rStyle w:val="Hyperlink"/>
+            </w:rPr>
+            <w:t>de</w:t>
+          </w:r>
+        </w:hyperlink>
+      </w:r>
+      <w:r>
+        <w:rPr>
+          <w:rFonts w:ascii="Charis SIL Regular" w:hAnsi="Charis SIL Regular" w:eastAsia="Charis SIL Regular"/>
+          <w:b w:val="0"/>
+          <w:i w:val="0"/>
+          <w:color w:val="0000FF"/>
+          <w:sz w:val="24"/>
+          <w:u w:val="single"/>
+        </w:rPr>
+        <w:t xml:space="preserve"> </w:t>
+      </w:r>
+      <w:r>
+        <w:rPr>
+          <w:rFonts w:ascii="Charis SIL Regular" w:hAnsi="Charis SIL Regular" w:eastAsia="Charis SIL Regular"/>
+          <w:b w:val="0"/>
+          <w:i w:val="0"/>
+          <w:color w:val="0000FF"/>
+          <w:sz w:val="24"/>
+          <w:u w:val="single"/>
+        </w:rPr>
+        <w:hyperlink r:id="rId21" w:history="1">
+          <w:r>
+            <w:rPr>
+              <w:rStyle w:val="Hyperlink"/>
+            </w:rPr>
+            <w:t>Kasteele</w:t>
+          </w:r>
+        </w:hyperlink>
+      </w:r>
+      <w:r>
+        <w:rPr>
+          <w:rFonts w:ascii="Charis SIL Regular" w:hAnsi="Charis SIL Regular" w:eastAsia="Charis SIL Regular"/>
+          <w:b w:val="0"/>
+          <w:i w:val="0"/>
+          <w:color w:val="000000"/>
+          <w:sz w:val="24"/>
+        </w:rPr>
+        <w:t xml:space="preserve"> verdween nadat zijn zoon </w:t>
+      </w:r>
+      <w:r>
+        <w:rPr>
+          <w:rFonts w:ascii="Charis SIL Regular" w:hAnsi="Charis SIL Regular" w:eastAsia="Charis SIL Regular"/>
+          <w:b w:val="0"/>
+          <w:i w:val="0"/>
+          <w:color w:val="0000FF"/>
+          <w:sz w:val="24"/>
+          <w:u w:val="single"/>
+        </w:rPr>
+        <w:hyperlink r:id="rId22" w:history="1">
+          <w:r>
+            <w:rPr>
+              <w:rStyle w:val="Hyperlink"/>
+            </w:rPr>
+            <w:t>Abraham</w:t>
+          </w:r>
+        </w:hyperlink>
+      </w:r>
+      <w:r>
+        <w:rPr>
+          <w:rFonts w:ascii="Charis SIL Regular" w:hAnsi="Charis SIL Regular" w:eastAsia="Charis SIL Regular"/>
+          <w:b w:val="0"/>
+          <w:i w:val="0"/>
+          <w:color w:val="0000FF"/>
+          <w:sz w:val="24"/>
+          <w:u w:val="single"/>
+        </w:rPr>
+        <w:t xml:space="preserve"> </w:t>
       </w:r>
       <w:r>
         <w:rPr>
@@ -2957,7 +3080,200 @@
           <w:color w:val="000000"/>
           <w:sz w:val="24"/>
         </w:rPr>
-        <w:t xml:space="preserve"> verdween nadat zijn zoon </w:t>
+        <w:t xml:space="preserve"> hem opvolgde in</w:t>
+      </w:r>
+      <w:r>
+        <w:rPr>
+          <w:u w:val="single" w:color="0000ff"/>
+          <w:rFonts w:ascii="Charis SIL Regular" w:hAnsi="Charis SIL Regular" w:eastAsia="Charis SIL Regular"/>
+          <w:b w:val="0"/>
+          <w:i w:val="0"/>
+          <w:color w:val="000000"/>
+          <w:sz w:val="24"/>
+        </w:rPr>
+        <w:hyperlink r:id="rId21" w:history="1">
+          <w:r>
+            <w:rPr>
+              <w:rStyle w:val="Hyperlink"/>
+            </w:rPr>
+            <w:t xml:space="preserve"> 1840. </w:t>
+          </w:r>
+        </w:hyperlink>
+      </w:r>
+      <w:r>
+        <w:rPr>
+          <w:u w:val="single" w:color="0000ff"/>
+          <w:rFonts w:ascii="Charis SIL Regular" w:hAnsi="Charis SIL Regular" w:eastAsia="Charis SIL Regular"/>
+          <w:b w:val="0"/>
+          <w:i w:val="0"/>
+          <w:color w:val="000000"/>
+          <w:sz w:val="24"/>
+        </w:rPr>
+        <w:hyperlink r:id="rId21" w:history="1">
+          <w:r>
+            <w:rPr>
+              <w:rStyle w:val="Hyperlink"/>
+            </w:rPr>
+            <w:t>Ook</w:t>
+          </w:r>
+        </w:hyperlink>
+      </w:r>
+      <w:r>
+        <w:rPr>
+          <w:u w:val="single" w:color="0000ff"/>
+          <w:rFonts w:ascii="Charis SIL Regular" w:hAnsi="Charis SIL Regular" w:eastAsia="Charis SIL Regular"/>
+          <w:b w:val="0"/>
+          <w:i w:val="0"/>
+          <w:color w:val="000000"/>
+          <w:sz w:val="24"/>
+        </w:rPr>
+        <w:hyperlink r:id="rId21" w:history="1">
+          <w:r>
+            <w:rPr>
+              <w:rStyle w:val="Hyperlink"/>
+            </w:rPr>
+            <w:t xml:space="preserve"> ve</w:t>
+          </w:r>
+        </w:hyperlink>
+      </w:r>
+      <w:r>
+        <w:rPr>
+          <w:u w:val="single" w:color="0000ff"/>
+          <w:rFonts w:ascii="Charis SIL Regular" w:hAnsi="Charis SIL Regular" w:eastAsia="Charis SIL Regular"/>
+          <w:b w:val="0"/>
+          <w:i w:val="0"/>
+          <w:color w:val="000000"/>
+          <w:sz w:val="24"/>
+        </w:rPr>
+        <w:hyperlink r:id="rId21" w:history="1">
+          <w:r>
+            <w:rPr>
+              <w:rStyle w:val="Hyperlink"/>
+            </w:rPr>
+            <w:t>rdwenen</w:t>
+          </w:r>
+        </w:hyperlink>
+      </w:r>
+      <w:r>
+        <w:rPr>
+          <w:rFonts w:ascii="Charis SIL Regular" w:hAnsi="Charis SIL Regular" w:eastAsia="Charis SIL Regular"/>
+          <w:b w:val="0"/>
+          <w:i w:val="0"/>
+          <w:color w:val="000000"/>
+          <w:sz w:val="24"/>
+        </w:rPr>
+        <w:t xml:space="preserve"> en vergingen er vele voor</w:t>
+      </w:r>
+      <w:r>
+        <w:rPr>
+          <w:u w:val="single" w:color="0000ff"/>
+          <w:rFonts w:ascii="Charis SIL Regular" w:hAnsi="Charis SIL Regular" w:eastAsia="Charis SIL Regular"/>
+          <w:b w:val="0"/>
+          <w:i w:val="0"/>
+          <w:color w:val="000000"/>
+          <w:sz w:val="24"/>
+        </w:rPr>
+        <w:hyperlink r:id="rId22" w:history="1">
+          <w:r>
+            <w:rPr>
+              <w:rStyle w:val="Hyperlink"/>
+            </w:rPr>
+            <w:t>werpen in</w:t>
+          </w:r>
+        </w:hyperlink>
+      </w:r>
+      <w:r>
+        <w:rPr>
+          <w:u w:val="single" w:color="0000ff"/>
+          <w:rFonts w:ascii="Charis SIL Regular" w:hAnsi="Charis SIL Regular" w:eastAsia="Charis SIL Regular"/>
+          <w:b w:val="0"/>
+          <w:i w:val="0"/>
+          <w:color w:val="000000"/>
+          <w:sz w:val="24"/>
+        </w:rPr>
+        <w:t xml:space="preserve"> </w:t>
+      </w:r>
+      <w:r>
+        <w:rPr>
+          <w:u w:val="single" w:color="0000ff"/>
+          <w:rFonts w:ascii="Charis SIL Regular" w:hAnsi="Charis SIL Regular" w:eastAsia="Charis SIL Regular"/>
+          <w:b w:val="0"/>
+          <w:i w:val="0"/>
+          <w:color w:val="000000"/>
+          <w:sz w:val="24"/>
+        </w:rPr>
+        <w:hyperlink r:id="rId22" w:history="1">
+          <w:r>
+            <w:rPr>
+              <w:rStyle w:val="Hyperlink"/>
+            </w:rPr>
+            <w:t xml:space="preserve">die </w:t>
+          </w:r>
+        </w:hyperlink>
+      </w:r>
+      <w:r>
+        <w:rPr>
+          <w:u w:val="single" w:color="0000ff"/>
+          <w:rFonts w:ascii="Charis SIL Regular" w:hAnsi="Charis SIL Regular" w:eastAsia="Charis SIL Regular"/>
+          <w:b w:val="0"/>
+          <w:i w:val="0"/>
+          <w:color w:val="000000"/>
+          <w:sz w:val="24"/>
+        </w:rPr>
+        <w:hyperlink r:id="rId22" w:history="1">
+          <w:r>
+            <w:rPr>
+              <w:rStyle w:val="Hyperlink"/>
+            </w:rPr>
+            <w:t>t</w:t>
+          </w:r>
+        </w:hyperlink>
+      </w:r>
+      <w:r>
+        <w:rPr>
+          <w:u w:val="single" w:color="0000ff"/>
+          <w:rFonts w:ascii="Charis SIL Regular" w:hAnsi="Charis SIL Regular" w:eastAsia="Charis SIL Regular"/>
+          <w:b w:val="0"/>
+          <w:i w:val="0"/>
+          <w:color w:val="000000"/>
+          <w:sz w:val="24"/>
+        </w:rPr>
+        <w:hyperlink r:id="rId22" w:history="1">
+          <w:r>
+            <w:rPr>
+              <w:rStyle w:val="Hyperlink"/>
+            </w:rPr>
+            <w:t>ijd</w:t>
+          </w:r>
+        </w:hyperlink>
+      </w:r>
+      <w:r>
+        <w:rPr>
+          <w:u w:val="single" w:color="0000ff"/>
+          <w:rFonts w:ascii="Charis SIL Regular" w:hAnsi="Charis SIL Regular" w:eastAsia="Charis SIL Regular"/>
+          <w:b w:val="0"/>
+          <w:i w:val="0"/>
+          <w:color w:val="000000"/>
+          <w:sz w:val="24"/>
+        </w:rPr>
+        <w:hyperlink r:id="rId22" w:history="1">
+          <w:r>
+            <w:rPr>
+              <w:rStyle w:val="Hyperlink"/>
+            </w:rPr>
+            <w:t>. De der</w:t>
+          </w:r>
+        </w:hyperlink>
+      </w:r>
+      <w:r>
+        <w:rPr>
+          <w:rFonts w:ascii="Charis SIL Regular" w:hAnsi="Charis SIL Regular" w:eastAsia="Charis SIL Regular"/>
+          <w:b w:val="0"/>
+          <w:i w:val="0"/>
+          <w:color w:val="000000"/>
+          <w:sz w:val="24"/>
+        </w:rPr>
+        <w:t xml:space="preserve">de en laatste directeur </w:t>
       </w:r>
       <w:r>
         <w:rPr>
@@ -2973,7 +3289,7 @@
             <w:rPr>
               <w:rStyle w:val="Hyperlink"/>
             </w:rPr>
-            <w:t>Abraham</w:t>
+            <w:t>David</w:t>
           </w:r>
         </w:hyperlink>
       </w:r>
@@ -3031,314 +3347,6 @@
             <w:rPr>
               <w:rStyle w:val="Hyperlink"/>
             </w:rPr>
-            <w:t>de</w:t>
-          </w:r>
-        </w:hyperlink>
-      </w:r>
-      <w:r>
-        <w:rPr>
-          <w:rFonts w:ascii="Charis SIL Regular" w:hAnsi="Charis SIL Regular" w:eastAsia="Charis SIL Regular"/>
-          <w:b w:val="0"/>
-          <w:i w:val="0"/>
-          <w:color w:val="0000FF"/>
-          <w:sz w:val="24"/>
-          <w:u w:val="single"/>
-        </w:rPr>
-        <w:t xml:space="preserve"> </w:t>
-      </w:r>
-      <w:r>
-        <w:rPr>
-          <w:rFonts w:ascii="Charis SIL Regular" w:hAnsi="Charis SIL Regular" w:eastAsia="Charis SIL Regular"/>
-          <w:b w:val="0"/>
-          <w:i w:val="0"/>
-          <w:color w:val="0000FF"/>
-          <w:sz w:val="24"/>
-          <w:u w:val="single"/>
-        </w:rPr>
-        <w:hyperlink r:id="rId23" w:history="1">
-          <w:r>
-            <w:rPr>
-              <w:rStyle w:val="Hyperlink"/>
-            </w:rPr>
-            <w:t>Kasteele</w:t>
-          </w:r>
-        </w:hyperlink>
-      </w:r>
-      <w:r>
-        <w:rPr>
-          <w:rFonts w:ascii="Charis SIL Regular" w:hAnsi="Charis SIL Regular" w:eastAsia="Charis SIL Regular"/>
-          <w:b w:val="0"/>
-          <w:i w:val="0"/>
-          <w:color w:val="000000"/>
-          <w:sz w:val="24"/>
-        </w:rPr>
-        <w:t xml:space="preserve"> hem opvolgde in</w:t>
-      </w:r>
-      <w:r>
-        <w:rPr>
-          <w:u w:val="single" w:color="0000ff"/>
-          <w:rFonts w:ascii="Charis SIL Regular" w:hAnsi="Charis SIL Regular" w:eastAsia="Charis SIL Regular"/>
-          <w:b w:val="0"/>
-          <w:i w:val="0"/>
-          <w:color w:val="000000"/>
-          <w:sz w:val="24"/>
-        </w:rPr>
-        <w:hyperlink r:id="rId22" w:history="1">
-          <w:r>
-            <w:rPr>
-              <w:rStyle w:val="Hyperlink"/>
-            </w:rPr>
-            <w:t xml:space="preserve"> 1840. </w:t>
-          </w:r>
-        </w:hyperlink>
-      </w:r>
-      <w:r>
-        <w:rPr>
-          <w:u w:val="single" w:color="0000ff"/>
-          <w:rFonts w:ascii="Charis SIL Regular" w:hAnsi="Charis SIL Regular" w:eastAsia="Charis SIL Regular"/>
-          <w:b w:val="0"/>
-          <w:i w:val="0"/>
-          <w:color w:val="000000"/>
-          <w:sz w:val="24"/>
-        </w:rPr>
-        <w:hyperlink r:id="rId22" w:history="1">
-          <w:r>
-            <w:rPr>
-              <w:rStyle w:val="Hyperlink"/>
-            </w:rPr>
-            <w:t>Ook</w:t>
-          </w:r>
-        </w:hyperlink>
-      </w:r>
-      <w:r>
-        <w:rPr>
-          <w:u w:val="single" w:color="0000ff"/>
-          <w:rFonts w:ascii="Charis SIL Regular" w:hAnsi="Charis SIL Regular" w:eastAsia="Charis SIL Regular"/>
-          <w:b w:val="0"/>
-          <w:i w:val="0"/>
-          <w:color w:val="000000"/>
-          <w:sz w:val="24"/>
-        </w:rPr>
-        <w:hyperlink r:id="rId22" w:history="1">
-          <w:r>
-            <w:rPr>
-              <w:rStyle w:val="Hyperlink"/>
-            </w:rPr>
-            <w:t xml:space="preserve"> ve</w:t>
-          </w:r>
-        </w:hyperlink>
-      </w:r>
-      <w:r>
-        <w:rPr>
-          <w:u w:val="single" w:color="0000ff"/>
-          <w:rFonts w:ascii="Charis SIL Regular" w:hAnsi="Charis SIL Regular" w:eastAsia="Charis SIL Regular"/>
-          <w:b w:val="0"/>
-          <w:i w:val="0"/>
-          <w:color w:val="000000"/>
-          <w:sz w:val="24"/>
-        </w:rPr>
-        <w:hyperlink r:id="rId22" w:history="1">
-          <w:r>
-            <w:rPr>
-              <w:rStyle w:val="Hyperlink"/>
-            </w:rPr>
-            <w:t>rdwenen</w:t>
-          </w:r>
-        </w:hyperlink>
-      </w:r>
-      <w:r>
-        <w:rPr>
-          <w:rFonts w:ascii="Charis SIL Regular" w:hAnsi="Charis SIL Regular" w:eastAsia="Charis SIL Regular"/>
-          <w:b w:val="0"/>
-          <w:i w:val="0"/>
-          <w:color w:val="000000"/>
-          <w:sz w:val="24"/>
-        </w:rPr>
-        <w:t xml:space="preserve"> en vergingen er vele voor</w:t>
-      </w:r>
-      <w:r>
-        <w:rPr>
-          <w:u w:val="single" w:color="0000ff"/>
-          <w:rFonts w:ascii="Charis SIL Regular" w:hAnsi="Charis SIL Regular" w:eastAsia="Charis SIL Regular"/>
-          <w:b w:val="0"/>
-          <w:i w:val="0"/>
-          <w:color w:val="000000"/>
-          <w:sz w:val="24"/>
-        </w:rPr>
-        <w:hyperlink r:id="rId23" w:history="1">
-          <w:r>
-            <w:rPr>
-              <w:rStyle w:val="Hyperlink"/>
-            </w:rPr>
-            <w:t>werpen in</w:t>
-          </w:r>
-        </w:hyperlink>
-      </w:r>
-      <w:r>
-        <w:rPr>
-          <w:u w:val="single" w:color="0000ff"/>
-          <w:rFonts w:ascii="Charis SIL Regular" w:hAnsi="Charis SIL Regular" w:eastAsia="Charis SIL Regular"/>
-          <w:b w:val="0"/>
-          <w:i w:val="0"/>
-          <w:color w:val="000000"/>
-          <w:sz w:val="24"/>
-        </w:rPr>
-        <w:t xml:space="preserve"> </w:t>
-      </w:r>
-      <w:r>
-        <w:rPr>
-          <w:u w:val="single" w:color="0000ff"/>
-          <w:rFonts w:ascii="Charis SIL Regular" w:hAnsi="Charis SIL Regular" w:eastAsia="Charis SIL Regular"/>
-          <w:b w:val="0"/>
-          <w:i w:val="0"/>
-          <w:color w:val="000000"/>
-          <w:sz w:val="24"/>
-        </w:rPr>
-        <w:hyperlink r:id="rId23" w:history="1">
-          <w:r>
-            <w:rPr>
-              <w:rStyle w:val="Hyperlink"/>
-            </w:rPr>
-            <w:t xml:space="preserve">die </w:t>
-          </w:r>
-        </w:hyperlink>
-      </w:r>
-      <w:r>
-        <w:rPr>
-          <w:u w:val="single" w:color="0000ff"/>
-          <w:rFonts w:ascii="Charis SIL Regular" w:hAnsi="Charis SIL Regular" w:eastAsia="Charis SIL Regular"/>
-          <w:b w:val="0"/>
-          <w:i w:val="0"/>
-          <w:color w:val="000000"/>
-          <w:sz w:val="24"/>
-        </w:rPr>
-        <w:hyperlink r:id="rId23" w:history="1">
-          <w:r>
-            <w:rPr>
-              <w:rStyle w:val="Hyperlink"/>
-            </w:rPr>
-            <w:t>t</w:t>
-          </w:r>
-        </w:hyperlink>
-      </w:r>
-      <w:r>
-        <w:rPr>
-          <w:u w:val="single" w:color="0000ff"/>
-          <w:rFonts w:ascii="Charis SIL Regular" w:hAnsi="Charis SIL Regular" w:eastAsia="Charis SIL Regular"/>
-          <w:b w:val="0"/>
-          <w:i w:val="0"/>
-          <w:color w:val="000000"/>
-          <w:sz w:val="24"/>
-        </w:rPr>
-        <w:hyperlink r:id="rId23" w:history="1">
-          <w:r>
-            <w:rPr>
-              <w:rStyle w:val="Hyperlink"/>
-            </w:rPr>
-            <w:t>ijd</w:t>
-          </w:r>
-        </w:hyperlink>
-      </w:r>
-      <w:r>
-        <w:rPr>
-          <w:u w:val="single" w:color="0000ff"/>
-          <w:rFonts w:ascii="Charis SIL Regular" w:hAnsi="Charis SIL Regular" w:eastAsia="Charis SIL Regular"/>
-          <w:b w:val="0"/>
-          <w:i w:val="0"/>
-          <w:color w:val="000000"/>
-          <w:sz w:val="24"/>
-        </w:rPr>
-        <w:hyperlink r:id="rId23" w:history="1">
-          <w:r>
-            <w:rPr>
-              <w:rStyle w:val="Hyperlink"/>
-            </w:rPr>
-            <w:t>. De der</w:t>
-          </w:r>
-        </w:hyperlink>
-      </w:r>
-      <w:r>
-        <w:rPr>
-          <w:rFonts w:ascii="Charis SIL Regular" w:hAnsi="Charis SIL Regular" w:eastAsia="Charis SIL Regular"/>
-          <w:b w:val="0"/>
-          <w:i w:val="0"/>
-          <w:color w:val="000000"/>
-          <w:sz w:val="24"/>
-        </w:rPr>
-        <w:t xml:space="preserve">de en laatste directeur </w:t>
-      </w:r>
-      <w:r>
-        <w:rPr>
-          <w:rFonts w:ascii="Charis SIL Regular" w:hAnsi="Charis SIL Regular" w:eastAsia="Charis SIL Regular"/>
-          <w:b w:val="0"/>
-          <w:i w:val="0"/>
-          <w:color w:val="0000FF"/>
-          <w:sz w:val="24"/>
-          <w:u w:val="single"/>
-        </w:rPr>
-        <w:hyperlink r:id="rId24" w:history="1">
-          <w:r>
-            <w:rPr>
-              <w:rStyle w:val="Hyperlink"/>
-            </w:rPr>
-            <w:t>David</w:t>
-          </w:r>
-        </w:hyperlink>
-      </w:r>
-      <w:r>
-        <w:rPr>
-          <w:rFonts w:ascii="Charis SIL Regular" w:hAnsi="Charis SIL Regular" w:eastAsia="Charis SIL Regular"/>
-          <w:b w:val="0"/>
-          <w:i w:val="0"/>
-          <w:color w:val="0000FF"/>
-          <w:sz w:val="24"/>
-          <w:u w:val="single"/>
-        </w:rPr>
-        <w:t xml:space="preserve"> </w:t>
-      </w:r>
-      <w:r>
-        <w:rPr>
-          <w:rFonts w:ascii="Charis SIL Regular" w:hAnsi="Charis SIL Regular" w:eastAsia="Charis SIL Regular"/>
-          <w:b w:val="0"/>
-          <w:i w:val="0"/>
-          <w:color w:val="0000FF"/>
-          <w:sz w:val="24"/>
-          <w:u w:val="single"/>
-        </w:rPr>
-        <w:hyperlink r:id="rId24" w:history="1">
-          <w:r>
-            <w:rPr>
-              <w:rStyle w:val="Hyperlink"/>
-            </w:rPr>
-            <w:t>van</w:t>
-          </w:r>
-        </w:hyperlink>
-      </w:r>
-      <w:r>
-        <w:rPr>
-          <w:rFonts w:ascii="Charis SIL Regular" w:hAnsi="Charis SIL Regular" w:eastAsia="Charis SIL Regular"/>
-          <w:b w:val="0"/>
-          <w:i w:val="0"/>
-          <w:color w:val="0000FF"/>
-          <w:sz w:val="24"/>
-          <w:u w:val="single"/>
-        </w:rPr>
-        <w:t xml:space="preserve"> </w:t>
-      </w:r>
-      <w:r>
-        <w:rPr>
-          <w:rFonts w:ascii="Charis SIL Regular" w:hAnsi="Charis SIL Regular" w:eastAsia="Charis SIL Regular"/>
-          <w:b w:val="0"/>
-          <w:i w:val="0"/>
-          <w:color w:val="0000FF"/>
-          <w:sz w:val="24"/>
-          <w:u w:val="single"/>
-        </w:rPr>
-        <w:hyperlink r:id="rId24" w:history="1">
-          <w:r>
-            <w:rPr>
-              <w:rStyle w:val="Hyperlink"/>
-            </w:rPr>
             <w:t>der</w:t>
           </w:r>
         </w:hyperlink>
@@ -3363,7 +3371,7 @@
           <w:sz w:val="24"/>
           <w:u w:val="single"/>
         </w:rPr>
-        <w:hyperlink r:id="rId24" w:history="1">
+        <w:hyperlink r:id="rId23" w:history="1">
           <w:r>
             <w:rPr>
               <w:rStyle w:val="Hyperlink"/>
@@ -3391,7 +3399,7 @@
           <w:color w:val="000000"/>
           <w:sz w:val="24"/>
         </w:rPr>
-        <w:hyperlink r:id="rId24" w:history="1">
+        <w:hyperlink r:id="rId23" w:history="1">
           <w:r>
             <w:rPr>
               <w:rStyle w:val="Hyperlink"/>
@@ -3409,7 +3417,7 @@
           <w:color w:val="000000"/>
           <w:sz w:val="24"/>
         </w:rPr>
-        <w:hyperlink r:id="rId24" w:history="1">
+        <w:hyperlink r:id="rId23" w:history="1">
           <w:r>
             <w:rPr>
               <w:rStyle w:val="Hyperlink"/>
@@ -3427,7 +3435,7 @@
           <w:color w:val="000000"/>
           <w:sz w:val="24"/>
         </w:rPr>
-        <w:hyperlink r:id="rId24" w:history="1">
+        <w:hyperlink r:id="rId23" w:history="1">
           <w:r>
             <w:rPr>
               <w:rStyle w:val="Hyperlink"/>
@@ -3456,7 +3464,7 @@
           <w:color w:val="000000"/>
           <w:sz w:val="24"/>
         </w:rPr>
-        <w:hyperlink r:id="rId24" w:history="1">
+        <w:hyperlink r:id="rId23" w:history="1">
           <w:r>
             <w:rPr>
               <w:rStyle w:val="Hyperlink"/>
@@ -3484,7 +3492,7 @@
           <w:sz w:val="24"/>
           <w:u w:val="single"/>
         </w:rPr>
-        <w:hyperlink r:id="rId25" w:history="1">
+        <w:hyperlink r:id="rId24" w:history="1">
           <w:r>
             <w:rPr>
               <w:rStyle w:val="Hyperlink"/>
@@ -3513,7 +3521,7 @@
           <w:sz w:val="24"/>
           <w:u w:val="single"/>
         </w:rPr>
-        <w:hyperlink r:id="rId25" w:history="1">
+        <w:hyperlink r:id="rId24" w:history="1">
           <w:r>
             <w:rPr>
               <w:rStyle w:val="Hyperlink"/>
@@ -3540,7 +3548,7 @@
           <w:color w:val="000000"/>
           <w:sz w:val="24"/>
         </w:rPr>
-        <w:t>in de periode 1876-1879 een ni</w:t>
+        <w:t>in de periode 1876-1879 een nieuwe objectin</w:t>
       </w:r>
       <w:r>
         <w:rPr>
@@ -3551,36 +3559,7 @@
           <w:color w:val="000000"/>
           <w:sz w:val="24"/>
         </w:rPr>
-        <w:t>e</w:t>
-      </w:r>
-      <w:r>
-        <w:rPr>
-          <w:u w:val="single" w:color="0000ff"/>
-          <w:rFonts w:ascii="Charis SIL Regular" w:hAnsi="Charis SIL Regular" w:eastAsia="Charis SIL Regular"/>
-          <w:b w:val="0"/>
-          <w:i w:val="0"/>
-          <w:color w:val="000000"/>
-          <w:sz w:val="24"/>
-        </w:rPr>
-        <w:hyperlink r:id="rId25" w:history="1">
-          <w:r>
-            <w:rPr>
-              <w:rStyle w:val="Hyperlink"/>
-            </w:rPr>
-            <w:t>uwe objectin</w:t>
-          </w:r>
-        </w:hyperlink>
-      </w:r>
-      <w:r>
-        <w:rPr>
-          <w:u w:val="single" w:color="0000ff"/>
-          <w:rFonts w:ascii="Charis SIL Regular" w:hAnsi="Charis SIL Regular" w:eastAsia="Charis SIL Regular"/>
-          <w:b w:val="0"/>
-          <w:i w:val="0"/>
-          <w:color w:val="000000"/>
-          <w:sz w:val="24"/>
-        </w:rPr>
-        <w:hyperlink r:id="rId25" w:history="1">
+        <w:hyperlink r:id="rId24" w:history="1">
           <w:r>
             <w:rPr>
               <w:rStyle w:val="Hyperlink"/>
@@ -3651,7 +3630,7 @@
           <w:sz w:val="24"/>
           <w:u w:val="single"/>
         </w:rPr>
-        <w:hyperlink r:id="rId26" w:history="1">
+        <w:hyperlink r:id="rId25" w:history="1">
           <w:r>
             <w:rPr>
               <w:rStyle w:val="Hyperlink"/>
@@ -3698,7 +3677,7 @@
           <w:sz w:val="24"/>
           <w:u w:val="single"/>
         </w:rPr>
-        <w:hyperlink r:id="rId26" w:history="1">
+        <w:hyperlink r:id="rId25" w:history="1">
           <w:r>
             <w:rPr>
               <w:rStyle w:val="Hyperlink"/>
@@ -3727,7 +3706,7 @@
           <w:sz w:val="24"/>
           <w:u w:val="single"/>
         </w:rPr>
-        <w:hyperlink r:id="rId26" w:history="1">
+        <w:hyperlink r:id="rId25" w:history="1">
           <w:r>
             <w:rPr>
               <w:rStyle w:val="Hyperlink"/>
@@ -3755,7 +3734,7 @@
           <w:color w:val="000000"/>
           <w:sz w:val="24"/>
         </w:rPr>
-        <w:hyperlink r:id="rId26" w:history="1">
+        <w:hyperlink r:id="rId25" w:history="1">
           <w:r>
             <w:rPr>
               <w:rStyle w:val="Hyperlink"/>
@@ -3773,7 +3752,7 @@
           <w:color w:val="000000"/>
           <w:sz w:val="24"/>
         </w:rPr>
-        <w:hyperlink r:id="rId26" w:history="1">
+        <w:hyperlink r:id="rId25" w:history="1">
           <w:r>
             <w:rPr>
               <w:rStyle w:val="Hyperlink"/>
@@ -3791,7 +3770,7 @@
           <w:color w:val="000000"/>
           <w:sz w:val="24"/>
         </w:rPr>
-        <w:hyperlink r:id="rId26" w:history="1">
+        <w:hyperlink r:id="rId25" w:history="1">
           <w:r>
             <w:rPr>
               <w:rStyle w:val="Hyperlink"/>
@@ -3869,7 +3848,7 @@
           <w:sz w:val="24"/>
           <w:u w:val="single"/>
         </w:rPr>
-        <w:hyperlink r:id="rId27" w:history="1">
+        <w:hyperlink r:id="rId26" w:history="1">
           <w:r>
             <w:rPr>
               <w:rStyle w:val="Hyperlink"/>
@@ -3898,7 +3877,7 @@
           <w:sz w:val="24"/>
           <w:u w:val="single"/>
         </w:rPr>
-        <w:hyperlink r:id="rId27" w:history="1">
+        <w:hyperlink r:id="rId26" w:history="1">
           <w:r>
             <w:rPr>
               <w:rStyle w:val="Hyperlink"/>
@@ -3936,7 +3915,7 @@
           <w:color w:val="000000"/>
           <w:sz w:val="24"/>
         </w:rPr>
-        <w:hyperlink r:id="rId27" w:history="1">
+        <w:hyperlink r:id="rId26" w:history="1">
           <w:r>
             <w:rPr>
               <w:rStyle w:val="Hyperlink"/>
@@ -3954,7 +3933,7 @@
           <w:color w:val="000000"/>
           <w:sz w:val="24"/>
         </w:rPr>
-        <w:hyperlink r:id="rId27" w:history="1">
+        <w:hyperlink r:id="rId26" w:history="1">
           <w:r>
             <w:rPr>
               <w:rStyle w:val="Hyperlink"/>
@@ -3992,7 +3971,7 @@
           <w:sz w:val="24"/>
           <w:u w:val="single"/>
         </w:rPr>
-        <w:hyperlink r:id="rId28" w:history="1">
+        <w:hyperlink r:id="rId27" w:history="1">
           <w:r>
             <w:rPr>
               <w:rStyle w:val="Hyperlink"/>
@@ -4030,7 +4009,7 @@
           <w:color w:val="000000"/>
           <w:sz w:val="24"/>
         </w:rPr>
-        <w:hyperlink r:id="rId28" w:history="1">
+        <w:hyperlink r:id="rId27" w:history="1">
           <w:r>
             <w:rPr>
               <w:rStyle w:val="Hyperlink"/>
@@ -4516,7 +4495,7 @@
           <w:color w:val="0000FF"/>
           <w:sz w:val="24"/>
         </w:rPr>
-        <w:hyperlink r:id="rId29" w:history="1">
+        <w:hyperlink r:id="rId28" w:history="1">
           <w:r>
             <w:rPr>
               <w:rStyle w:val="Hyperlink"/>
@@ -4533,7 +4512,7 @@
           <w:color w:val="0000FF"/>
           <w:sz w:val="24"/>
         </w:rPr>
-        <w:hyperlink r:id="rId29" w:history="1">
+        <w:hyperlink r:id="rId28" w:history="1">
           <w:r>
             <w:rPr>
               <w:rStyle w:val="Hyperlink"/>
@@ -4651,7 +4630,7 @@
           <w:sz w:val="24"/>
           <w:u w:val="single"/>
         </w:rPr>
-        <w:hyperlink r:id="rId30" w:history="1">
+        <w:hyperlink r:id="rId29" w:history="1">
           <w:r>
             <w:rPr>
               <w:rStyle w:val="Hyperlink"/>
@@ -4669,7 +4648,7 @@
           <w:sz w:val="24"/>
           <w:u w:val="single"/>
         </w:rPr>
-        <w:hyperlink r:id="rId30" w:history="1">
+        <w:hyperlink r:id="rId29" w:history="1">
           <w:r>
             <w:rPr>
               <w:rStyle w:val="Hyperlink"/>
@@ -4687,7 +4666,7 @@
           <w:sz w:val="24"/>
           <w:u w:val="single"/>
         </w:rPr>
-        <w:hyperlink r:id="rId30" w:history="1">
+        <w:hyperlink r:id="rId29" w:history="1">
           <w:r>
             <w:rPr>
               <w:rStyle w:val="Hyperlink"/>
@@ -4705,7 +4684,7 @@
           <w:sz w:val="24"/>
           <w:u w:val="single"/>
         </w:rPr>
-        <w:hyperlink r:id="rId30" w:history="1">
+        <w:hyperlink r:id="rId29" w:history="1">
           <w:r>
             <w:rPr>
               <w:rStyle w:val="Hyperlink"/>
@@ -4723,7 +4702,7 @@
           <w:sz w:val="24"/>
           <w:u w:val="single"/>
         </w:rPr>
-        <w:hyperlink r:id="rId30" w:history="1">
+        <w:hyperlink r:id="rId29" w:history="1">
           <w:r>
             <w:rPr>
               <w:rStyle w:val="Hyperlink"/>
@@ -4741,7 +4720,7 @@
           <w:sz w:val="24"/>
           <w:u w:val="single"/>
         </w:rPr>
-        <w:hyperlink r:id="rId30" w:history="1">
+        <w:hyperlink r:id="rId29" w:history="1">
           <w:r>
             <w:rPr>
               <w:rStyle w:val="Hyperlink"/>
@@ -4759,7 +4738,7 @@
           <w:sz w:val="24"/>
           <w:u w:val="single"/>
         </w:rPr>
-        <w:hyperlink r:id="rId30" w:history="1">
+        <w:hyperlink r:id="rId29" w:history="1">
           <w:r>
             <w:rPr>
               <w:rStyle w:val="Hyperlink"/>
@@ -4777,7 +4756,7 @@
           <w:sz w:val="24"/>
           <w:u w:val="single"/>
         </w:rPr>
-        <w:hyperlink r:id="rId30" w:history="1">
+        <w:hyperlink r:id="rId29" w:history="1">
           <w:r>
             <w:rPr>
               <w:rStyle w:val="Hyperlink"/>
@@ -4795,7 +4774,7 @@
           <w:sz w:val="24"/>
           <w:u w:val="single"/>
         </w:rPr>
-        <w:hyperlink r:id="rId30" w:history="1">
+        <w:hyperlink r:id="rId29" w:history="1">
           <w:r>
             <w:rPr>
               <w:rStyle w:val="Hyperlink"/>
@@ -4955,7 +4934,7 @@
           <w:sz w:val="24"/>
           <w:u w:val="single"/>
         </w:rPr>
-        <w:hyperlink r:id="rId31" w:history="1">
+        <w:hyperlink r:id="rId30" w:history="1">
           <w:r>
             <w:rPr>
               <w:rStyle w:val="Hyperlink"/>
@@ -4973,7 +4952,7 @@
           <w:sz w:val="24"/>
           <w:u w:val="single"/>
         </w:rPr>
-        <w:hyperlink r:id="rId31" w:history="1">
+        <w:hyperlink r:id="rId30" w:history="1">
           <w:r>
             <w:rPr>
               <w:rStyle w:val="Hyperlink"/>
@@ -4991,7 +4970,7 @@
           <w:sz w:val="24"/>
           <w:u w:val="single"/>
         </w:rPr>
-        <w:hyperlink r:id="rId31" w:history="1">
+        <w:hyperlink r:id="rId30" w:history="1">
           <w:r>
             <w:rPr>
               <w:rStyle w:val="Hyperlink"/>
@@ -5009,7 +4988,7 @@
           <w:sz w:val="24"/>
           <w:u w:val="single"/>
         </w:rPr>
-        <w:hyperlink r:id="rId31" w:history="1">
+        <w:hyperlink r:id="rId30" w:history="1">
           <w:r>
             <w:rPr>
               <w:rStyle w:val="Hyperlink"/>
@@ -5027,7 +5006,7 @@
           <w:sz w:val="24"/>
           <w:u w:val="single"/>
         </w:rPr>
-        <w:hyperlink r:id="rId31" w:history="1">
+        <w:hyperlink r:id="rId30" w:history="1">
           <w:r>
             <w:rPr>
               <w:rStyle w:val="Hyperlink"/>
@@ -5045,7 +5024,7 @@
           <w:sz w:val="24"/>
           <w:u w:val="single"/>
         </w:rPr>
-        <w:hyperlink r:id="rId31" w:history="1">
+        <w:hyperlink r:id="rId30" w:history="1">
           <w:r>
             <w:rPr>
               <w:rStyle w:val="Hyperlink"/>
@@ -5063,7 +5042,7 @@
           <w:sz w:val="24"/>
           <w:u w:val="single"/>
         </w:rPr>
-        <w:hyperlink r:id="rId31" w:history="1">
+        <w:hyperlink r:id="rId30" w:history="1">
           <w:r>
             <w:rPr>
               <w:rStyle w:val="Hyperlink"/>
@@ -5171,7 +5150,7 @@
           <w:sz w:val="24"/>
           <w:u w:val="single"/>
         </w:rPr>
-        <w:hyperlink r:id="rId32" w:history="1">
+        <w:hyperlink r:id="rId31" w:history="1">
           <w:r>
             <w:rPr>
               <w:rStyle w:val="Hyperlink"/>
@@ -5189,7 +5168,7 @@
           <w:sz w:val="24"/>
           <w:u w:val="single"/>
         </w:rPr>
-        <w:hyperlink r:id="rId32" w:history="1">
+        <w:hyperlink r:id="rId31" w:history="1">
           <w:r>
             <w:rPr>
               <w:rStyle w:val="Hyperlink"/>
@@ -5207,7 +5186,7 @@
           <w:sz w:val="24"/>
           <w:u w:val="single"/>
         </w:rPr>
-        <w:hyperlink r:id="rId32" w:history="1">
+        <w:hyperlink r:id="rId31" w:history="1">
           <w:r>
             <w:rPr>
               <w:rStyle w:val="Hyperlink"/>
@@ -5225,7 +5204,7 @@
           <w:sz w:val="24"/>
           <w:u w:val="single"/>
         </w:rPr>
-        <w:hyperlink r:id="rId32" w:history="1">
+        <w:hyperlink r:id="rId31" w:history="1">
           <w:r>
             <w:rPr>
               <w:rStyle w:val="Hyperlink"/>
@@ -5243,7 +5222,7 @@
           <w:sz w:val="24"/>
           <w:u w:val="single"/>
         </w:rPr>
-        <w:hyperlink r:id="rId32" w:history="1">
+        <w:hyperlink r:id="rId31" w:history="1">
           <w:r>
             <w:rPr>
               <w:rStyle w:val="Hyperlink"/>
@@ -5261,12 +5240,12 @@
           <w:sz w:val="24"/>
           <w:u w:val="single"/>
         </w:rPr>
-        <w:hyperlink r:id="rId32" w:history="1">
+        <w:hyperlink r:id="rId31" w:history="1">
           <w:r>
             <w:rPr>
               <w:rStyle w:val="Hyperlink"/>
             </w:rPr>
-            <w:t>f</w:t>
+            <w:t>file</w:t>
           </w:r>
         </w:hyperlink>
       </w:r>
@@ -5279,12 +5258,12 @@
           <w:sz w:val="24"/>
           <w:u w:val="single"/>
         </w:rPr>
-        <w:hyperlink r:id="rId32" w:history="1">
+        <w:hyperlink r:id="rId31" w:history="1">
           <w:r>
             <w:rPr>
               <w:rStyle w:val="Hyperlink"/>
             </w:rPr>
-            <w:t>i</w:t>
+            <w:t>/</w:t>
           </w:r>
         </w:hyperlink>
       </w:r>
@@ -5297,12 +5276,12 @@
           <w:sz w:val="24"/>
           <w:u w:val="single"/>
         </w:rPr>
-        <w:hyperlink r:id="rId32" w:history="1">
+        <w:hyperlink r:id="rId31" w:history="1">
           <w:r>
             <w:rPr>
               <w:rStyle w:val="Hyperlink"/>
             </w:rPr>
-            <w:t>l</w:t>
+            <w:t>N</w:t>
           </w:r>
         </w:hyperlink>
       </w:r>
@@ -5314,12 +5293,12 @@
           <w:color w:val="0000FF"/>
           <w:sz w:val="24"/>
         </w:rPr>
-        <w:hyperlink r:id="rId32" w:history="1">
+        <w:hyperlink r:id="rId31" w:history="1">
           <w:r>
             <w:rPr>
               <w:rStyle w:val="Hyperlink"/>
             </w:rPr>
-            <w:t>e</w:t>
+            <w:t>L</w:t>
           </w:r>
         </w:hyperlink>
       </w:r>
@@ -5331,7 +5310,7 @@
           <w:color w:val="0000FF"/>
           <w:sz w:val="24"/>
         </w:rPr>
-        <w:t>/</w:t>
+        <w:t>-</w:t>
       </w:r>
       <w:r>
         <w:rPr>
@@ -5342,25 +5321,7 @@
           <w:sz w:val="24"/>
           <w:u w:val="single"/>
         </w:rPr>
-        <w:hyperlink r:id="rId32" w:history="1">
-          <w:r>
-            <w:rPr>
-              <w:rStyle w:val="Hyperlink"/>
-            </w:rPr>
-            <w:t>NL-</w:t>
-          </w:r>
-        </w:hyperlink>
-      </w:r>
-      <w:r>
-        <w:rPr>
-          <w:rFonts w:ascii="Charis SIL Regular" w:hAnsi="Charis SIL Regular" w:eastAsia="Charis SIL Regular"/>
-          <w:b w:val="0"/>
-          <w:i w:val="0"/>
-          <w:color w:val="0000FF"/>
-          <w:sz w:val="24"/>
-          <w:u w:val="single"/>
-        </w:rPr>
-        <w:hyperlink r:id="rId32" w:history="1">
+        <w:hyperlink r:id="rId31" w:history="1">
           <w:r>
             <w:rPr>
               <w:rStyle w:val="Hyperlink"/>
@@ -5467,7 +5428,7 @@
           <w:color w:val="0000FF"/>
           <w:sz w:val="24"/>
         </w:rPr>
-        <w:hyperlink r:id="rId33" w:history="1">
+        <w:hyperlink r:id="rId32" w:history="1">
           <w:r>
             <w:rPr>
               <w:rStyle w:val="Hyperlink"/>
@@ -5484,7 +5445,7 @@
           <w:color w:val="0000FF"/>
           <w:sz w:val="24"/>
         </w:rPr>
-        <w:hyperlink r:id="rId33" w:history="1">
+        <w:hyperlink r:id="rId32" w:history="1">
           <w:r>
             <w:rPr>
               <w:rStyle w:val="Hyperlink"/>
@@ -5594,7 +5555,7 @@
           <w:color w:val="0000FF"/>
           <w:sz w:val="24"/>
         </w:rPr>
-        <w:hyperlink r:id="rId34" w:history="1">
+        <w:hyperlink r:id="rId33" w:history="1">
           <w:r>
             <w:rPr>
               <w:rStyle w:val="Hyperlink"/>
@@ -5611,7 +5572,7 @@
           <w:color w:val="0000FF"/>
           <w:sz w:val="24"/>
         </w:rPr>
-        <w:hyperlink r:id="rId34" w:history="1">
+        <w:hyperlink r:id="rId33" w:history="1">
           <w:r>
             <w:rPr>
               <w:rStyle w:val="Hyperlink"/>
@@ -5728,7 +5689,7 @@
           <w:color w:val="0000FF"/>
           <w:sz w:val="24"/>
         </w:rPr>
-        <w:hyperlink r:id="rId35" w:history="1">
+        <w:hyperlink r:id="rId34" w:history="1">
           <w:r>
             <w:rPr>
               <w:rStyle w:val="Hyperlink"/>
@@ -5745,7 +5706,7 @@
           <w:color w:val="0000FF"/>
           <w:sz w:val="24"/>
         </w:rPr>
-        <w:hyperlink r:id="rId35" w:history="1">
+        <w:hyperlink r:id="rId34" w:history="1">
           <w:r>
             <w:rPr>
               <w:rStyle w:val="Hyperlink"/>
@@ -5905,7 +5866,7 @@
           <w:sz w:val="24"/>
           <w:u w:val="single"/>
         </w:rPr>
-        <w:hyperlink r:id="rId25" w:history="1">
+        <w:hyperlink r:id="rId24" w:history="1">
           <w:r>
             <w:rPr>
               <w:rStyle w:val="Hyperlink"/>
@@ -5923,7 +5884,7 @@
           <w:sz w:val="24"/>
           <w:u w:val="single"/>
         </w:rPr>
-        <w:hyperlink r:id="rId25" w:history="1">
+        <w:hyperlink r:id="rId24" w:history="1">
           <w:r>
             <w:rPr>
               <w:rStyle w:val="Hyperlink"/>
@@ -5941,7 +5902,7 @@
           <w:sz w:val="24"/>
           <w:u w:val="single"/>
         </w:rPr>
-        <w:hyperlink r:id="rId25" w:history="1">
+        <w:hyperlink r:id="rId24" w:history="1">
           <w:r>
             <w:rPr>
               <w:rStyle w:val="Hyperlink"/>
@@ -5959,7 +5920,7 @@
           <w:sz w:val="24"/>
           <w:u w:val="single"/>
         </w:rPr>
-        <w:hyperlink r:id="rId25" w:history="1">
+        <w:hyperlink r:id="rId24" w:history="1">
           <w:r>
             <w:rPr>
               <w:rStyle w:val="Hyperlink"/>
@@ -5987,7 +5948,7 @@
           <w:sz w:val="24"/>
           <w:u w:val="single"/>
         </w:rPr>
-        <w:hyperlink r:id="rId25" w:history="1">
+        <w:hyperlink r:id="rId35" w:history="1">
           <w:r>
             <w:rPr>
               <w:rStyle w:val="Hyperlink"/>
@@ -6005,7 +5966,7 @@
           <w:sz w:val="24"/>
           <w:u w:val="single"/>
         </w:rPr>
-        <w:hyperlink r:id="rId25" w:history="1">
+        <w:hyperlink r:id="rId35" w:history="1">
           <w:r>
             <w:rPr>
               <w:rStyle w:val="Hyperlink"/>
@@ -6034,7 +5995,7 @@
           <w:sz w:val="24"/>
           <w:u w:val="single"/>
         </w:rPr>
-        <w:hyperlink r:id="rId25" w:history="1">
+        <w:hyperlink r:id="rId35" w:history="1">
           <w:r>
             <w:rPr>
               <w:rStyle w:val="Hyperlink"/>
@@ -6278,7 +6239,7 @@
           <w:sz w:val="24"/>
           <w:u w:val="single"/>
         </w:rPr>
-        <w:hyperlink r:id="rId36" w:history="1">
+        <w:hyperlink r:id="rId37" w:history="1">
           <w:r>
             <w:rPr>
               <w:rStyle w:val="Hyperlink"/>
@@ -6296,7 +6257,7 @@
           <w:sz w:val="24"/>
           <w:u w:val="single"/>
         </w:rPr>
-        <w:hyperlink r:id="rId36" w:history="1">
+        <w:hyperlink r:id="rId37" w:history="1">
           <w:r>
             <w:rPr>
               <w:rStyle w:val="Hyperlink"/>
@@ -6802,7 +6763,7 @@
           <w:sz w:val="24"/>
           <w:u w:val="single"/>
         </w:rPr>
-        <w:hyperlink r:id="rId42" w:history="1">
+        <w:hyperlink r:id="rId40" w:history="1">
           <w:r>
             <w:rPr>
               <w:rStyle w:val="Hyperlink"/>
